--- a/docs/fases/POLIDOC_Documento_de_Fases_v1.0.docx
+++ b/docs/fases/POLIDOC_Documento_de_Fases_v1.0.docx
@@ -202,7 +202,7 @@
               <w:rPr>
                 <w:sz w:val="19"/>
               </w:rPr>
-              <w:t>18/10/2026</w:t>
+              <w:t>20/10/2026</w:t>
             </w:r>
           </w:p>
         </w:tc>
@@ -231,7 +231,7 @@
               <w:rPr>
                 <w:sz w:val="19"/>
               </w:rPr>
-              <w:t>commit b1471c7</w:t>
+              <w:t>commit d79d89f</w:t>
             </w:r>
           </w:p>
         </w:tc>
@@ -405,7 +405,7 @@
         <w:rPr>
           <w:sz w:val="22"/>
         </w:rPr>
-        <w:t>5. Fase 3 — Cumplimiento ISO base (Pendiente)</w:t>
+        <w:t>5. Fase 3 — Cumplimiento ISO completo (Pendiente)</w:t>
       </w:r>
     </w:p>
     <w:p>
@@ -427,7 +427,7 @@
         <w:rPr>
           <w:sz w:val="22"/>
         </w:rPr>
-        <w:t>7. Fase 5 — Cumplimiento ISO completo (Futura)</w:t>
+        <w:t>7. Fase 5 — Experiencia y alcance (Futura)</w:t>
       </w:r>
     </w:p>
     <w:p>
@@ -438,7 +438,7 @@
         <w:rPr>
           <w:sz w:val="22"/>
         </w:rPr>
-        <w:t>8. Fase 6 — Experiencia y alcance (Futura)</w:t>
+        <w:t>8. Fase 6 — Integraciones e IA (Futura)</w:t>
       </w:r>
     </w:p>
     <w:p>
@@ -449,7 +449,7 @@
         <w:rPr>
           <w:sz w:val="22"/>
         </w:rPr>
-        <w:t>9. Fase 7 — Integraciones e IA (Futura)</w:t>
+        <w:t>9. Cronograma y estimaciones</w:t>
       </w:r>
     </w:p>
     <w:p>
@@ -460,7 +460,7 @@
         <w:rPr>
           <w:sz w:val="22"/>
         </w:rPr>
-        <w:t>10. Cronograma y estimaciones</w:t>
+        <w:t>10. Dependencias y riesgos</w:t>
       </w:r>
     </w:p>
     <w:p>
@@ -471,18 +471,7 @@
         <w:rPr>
           <w:sz w:val="22"/>
         </w:rPr>
-        <w:t>11. Dependencias y riesgos</w:t>
-      </w:r>
-    </w:p>
-    <w:p>
-      <w:pPr>
-        <w:spacing w:after="60"/>
-      </w:pPr>
-      <w:r>
-        <w:rPr>
-          <w:sz w:val="22"/>
-        </w:rPr>
-        <w:t>12. Anexos: glosario, mapeo de conceptos y trazabilidad</w:t>
+        <w:t>11. Anexos: glosario, mapeo de conceptos y trazabilidad</w:t>
       </w:r>
     </w:p>
     <w:p>
@@ -521,7 +510,7 @@
           <w:b w:val="0"/>
           <w:i w:val="0"/>
         </w:rPr>
-        <w:t>La Fase 1 (V1.0) está elaborada y cubre el núcleo de la gestión documental para todos los cargos de la institución: trabajadores, coordinadores, jefes de departamento y administradores. La siguiente etapa se concentra en dos entregables dentro de una ventana contractual de tres meses:</w:t>
+        <w:t>La Fase 1 (V1.0) está elaborada y cubre el núcleo de la gestión documental para todos los cargos de la institución: trabajadores, coordinadores, jefes de departamento y administradores. La siguiente etapa se concentra en dos entregables:</w:t>
       </w:r>
     </w:p>
     <w:p>
@@ -539,7 +528,7 @@
         <w:spacing w:after="40"/>
       </w:pPr>
       <w:r>
-        <w:t>Fase 3 — Cumplimiento ISO (alcance base): retención y disposición programada, política de retención por tipo e informes de auditoría.</w:t>
+        <w:t>Fase 3 — Cumplimiento ISO completo: retención y disposición programada, política de retención por tipo, informes de auditoría, firma electrónica y sellado de tiempo, y control de copias impresas.</w:t>
       </w:r>
     </w:p>
     <w:p>
@@ -552,7 +541,7 @@
           <w:b w:val="0"/>
           <w:i w:val="0"/>
         </w:rPr>
-        <w:t>La base técnica de ambas fases se estima en 8,5 a 11,5 semanas de trabajo; el resto de la ventana de tres meses se reserva para pruebas, aceptación, ajustes e imprevistos. Las fases posteriores (producción, ISO completo, experiencia e integraciones) se presentan como propuesta y quedan fuera del contrato actual.</w:t>
+        <w:t>La base técnica de ambas fases se estima en 10 a 12,5 semanas de trabajo; el tiempo restante se reserva para pruebas, aceptación, ajustes e imprevistos. Las fases siguientes (producción, experiencia e integraciones) se presentan como propuesta y quedan para etapas posteriores.</w:t>
       </w:r>
     </w:p>
     <w:p>
@@ -565,7 +554,7 @@
           <w:color w:val="555555"/>
           <w:sz w:val="18"/>
         </w:rPr>
-        <w:t>Estimaciones con un desarrollador (Xavier Lara) y desarrollo asistido por IA, con QA parcial. Se expresan como rangos, no como fechas comprometidas.</w:t>
+        <w:t>Estimaciones con un desarrollador (Xavier Lara) y desarrollo asistido por IA, con QA parcial. Se expresan como rangos, no como fechas cerradas.</w:t>
       </w:r>
     </w:p>
     <w:p>
@@ -973,6 +962,19 @@
         <w:t>3.1 Módulos construidos</w:t>
       </w:r>
     </w:p>
+    <w:p>
+      <w:pPr>
+        <w:spacing w:after="120"/>
+        <w:jc w:val="both"/>
+      </w:pPr>
+      <w:r>
+        <w:rPr>
+          <w:b w:val="0"/>
+          <w:i w:val="0"/>
+        </w:rPr>
+        <w:t>La V1.0 se organiza en 13 módulos operativos, verificables desde la propia aplicación.</w:t>
+      </w:r>
+    </w:p>
     <w:tbl>
       <w:tblPr>
         <w:tblStyle w:val="TableGrid"/>
@@ -982,13 +984,18 @@
         <w:tblLook w:firstColumn="1" w:firstRow="1" w:lastColumn="0" w:lastRow="0" w:noHBand="0" w:noVBand="1" w:val="04A0"/>
       </w:tblPr>
       <w:tblGrid>
-        <w:gridCol w:w="4706"/>
-        <w:gridCol w:w="4706"/>
+        <w:gridCol w:w="2353"/>
+        <w:gridCol w:w="2353"/>
+        <w:gridCol w:w="2353"/>
+        <w:gridCol w:w="2353"/>
       </w:tblGrid>
       <w:tr>
-        <w:tc>
-          <w:tcPr>
-            <w:tcW w:type="dxa" w:w="2551"/>
+        <w:trPr>
+          <w:tblHeader w:val="true"/>
+        </w:trPr>
+        <w:tc>
+          <w:tcPr>
+            <w:tcW w:type="dxa" w:w="1701"/>
             <w:shd w:val="clear" w:color="auto" w:fill="1F3A5F"/>
           </w:tcPr>
           <w:p>
@@ -997,7 +1004,7 @@
               <w:rPr>
                 <w:b/>
                 <w:color w:val="FFFFFF"/>
-                <w:sz w:val="19"/>
+                <w:sz w:val="17"/>
               </w:rPr>
               <w:t>Módulo</w:t>
             </w:r>
@@ -1005,7 +1012,7 @@
         </w:tc>
         <w:tc>
           <w:tcPr>
-            <w:tcW w:type="dxa" w:w="6520"/>
+            <w:tcW w:type="dxa" w:w="2154"/>
             <w:shd w:val="clear" w:color="auto" w:fill="1F3A5F"/>
           </w:tcPr>
           <w:p>
@@ -1014,9 +1021,43 @@
               <w:rPr>
                 <w:b/>
                 <w:color w:val="FFFFFF"/>
-                <w:sz w:val="19"/>
-              </w:rPr>
-              <w:t>Qué incluye</w:t>
+                <w:sz w:val="17"/>
+              </w:rPr>
+              <w:t>Qué resuelve</w:t>
+            </w:r>
+          </w:p>
+        </w:tc>
+        <w:tc>
+          <w:tcPr>
+            <w:tcW w:type="dxa" w:w="3515"/>
+            <w:shd w:val="clear" w:color="auto" w:fill="1F3A5F"/>
+          </w:tcPr>
+          <w:p>
+            <w:r/>
+            <w:r>
+              <w:rPr>
+                <w:b/>
+                <w:color w:val="FFFFFF"/>
+                <w:sz w:val="17"/>
+              </w:rPr>
+              <w:t>Funciones principales</w:t>
+            </w:r>
+          </w:p>
+        </w:tc>
+        <w:tc>
+          <w:tcPr>
+            <w:tcW w:type="dxa" w:w="1928"/>
+            <w:shd w:val="clear" w:color="auto" w:fill="1F3A5F"/>
+          </w:tcPr>
+          <w:p>
+            <w:r/>
+            <w:r>
+              <w:rPr>
+                <w:b/>
+                <w:color w:val="FFFFFF"/>
+                <w:sz w:val="17"/>
+              </w:rPr>
+              <w:t>Evidencia / acceso</w:t>
             </w:r>
           </w:p>
         </w:tc>
@@ -1024,29 +1065,57 @@
       <w:tr>
         <w:tc>
           <w:tcPr>
-            <w:tcW w:type="dxa" w:w="2551"/>
+            <w:tcW w:type="dxa" w:w="1701"/>
           </w:tcPr>
           <w:p>
             <w:r/>
             <w:r>
               <w:rPr>
-                <w:sz w:val="19"/>
-              </w:rPr>
-              <w:t>Autenticación y roles</w:t>
-            </w:r>
-          </w:p>
-        </w:tc>
-        <w:tc>
-          <w:tcPr>
-            <w:tcW w:type="dxa" w:w="6520"/>
+                <w:sz w:val="17"/>
+              </w:rPr>
+              <w:t>Autenticación, usuarios y roles</w:t>
+            </w:r>
+          </w:p>
+        </w:tc>
+        <w:tc>
+          <w:tcPr>
+            <w:tcW w:type="dxa" w:w="2154"/>
           </w:tcPr>
           <w:p>
             <w:r/>
             <w:r>
               <w:rPr>
-                <w:sz w:val="19"/>
-              </w:rPr>
-              <w:t>Acceso con Active Directory (LDAP) o cuenta local, perfiles por rol, notificaciones y aceptación de términos.</w:t>
+                <w:sz w:val="17"/>
+              </w:rPr>
+              <w:t>Acceso seguro y perfilado por rol.</w:t>
+            </w:r>
+          </w:p>
+        </w:tc>
+        <w:tc>
+          <w:tcPr>
+            <w:tcW w:type="dxa" w:w="3515"/>
+          </w:tcPr>
+          <w:p>
+            <w:r/>
+            <w:r>
+              <w:rPr>
+                <w:sz w:val="17"/>
+              </w:rPr>
+              <w:t>Login LDAP/AD con respaldo local; logout; perfiles administrador, jefe, coordinador y trabajador; aceptación de términos; foto de perfil; gestión de usuarios y asignación de departamento.</w:t>
+            </w:r>
+          </w:p>
+        </w:tc>
+        <w:tc>
+          <w:tcPr>
+            <w:tcW w:type="dxa" w:w="1928"/>
+          </w:tcPr>
+          <w:p>
+            <w:r/>
+            <w:r>
+              <w:rPr>
+                <w:sz w:val="17"/>
+              </w:rPr>
+              <w:t>/login/, /perfil/, /usuarios/</w:t>
             </w:r>
           </w:p>
         </w:tc>
@@ -1054,29 +1123,57 @@
       <w:tr>
         <w:tc>
           <w:tcPr>
-            <w:tcW w:type="dxa" w:w="2551"/>
+            <w:tcW w:type="dxa" w:w="1701"/>
           </w:tcPr>
           <w:p>
             <w:r/>
             <w:r>
               <w:rPr>
-                <w:sz w:val="19"/>
-              </w:rPr>
-              <w:t>Gestión documental</w:t>
-            </w:r>
-          </w:p>
-        </w:tc>
-        <w:tc>
-          <w:tcPr>
-            <w:tcW w:type="dxa" w:w="6520"/>
+                <w:sz w:val="17"/>
+              </w:rPr>
+              <w:t>Notificaciones</w:t>
+            </w:r>
+          </w:p>
+        </w:tc>
+        <w:tc>
+          <w:tcPr>
+            <w:tcW w:type="dxa" w:w="2154"/>
           </w:tcPr>
           <w:p>
             <w:r/>
             <w:r>
               <w:rPr>
-                <w:sz w:val="19"/>
-              </w:rPr>
-              <w:t>15 tipos ISO, códigos automáticos, clasificación de seguridad, departamentos, vigencia y retención.</w:t>
+                <w:sz w:val="17"/>
+              </w:rPr>
+              <w:t>Avisar los eventos del flujo dentro de la app.</w:t>
+            </w:r>
+          </w:p>
+        </w:tc>
+        <w:tc>
+          <w:tcPr>
+            <w:tcW w:type="dxa" w:w="3515"/>
+          </w:tcPr>
+          <w:p>
+            <w:r/>
+            <w:r>
+              <w:rPr>
+                <w:sz w:val="17"/>
+              </w:rPr>
+              <w:t>16 tipos (solicitudes, aprobaciones, rechazos, asignaciones, versiones, transferencias, distribución/revocación, vigencia, escalado, formatos); campanita con contador; marcar leída/todas; API JSON.</w:t>
+            </w:r>
+          </w:p>
+        </w:tc>
+        <w:tc>
+          <w:tcPr>
+            <w:tcW w:type="dxa" w:w="1928"/>
+          </w:tcPr>
+          <w:p>
+            <w:r/>
+            <w:r>
+              <w:rPr>
+                <w:sz w:val="17"/>
+              </w:rPr>
+              <w:t>Campanita del navbar; /api/notificaciones/</w:t>
             </w:r>
           </w:p>
         </w:tc>
@@ -1084,29 +1181,57 @@
       <w:tr>
         <w:tc>
           <w:tcPr>
-            <w:tcW w:type="dxa" w:w="2551"/>
+            <w:tcW w:type="dxa" w:w="1701"/>
           </w:tcPr>
           <w:p>
             <w:r/>
             <w:r>
               <w:rPr>
-                <w:sz w:val="19"/>
-              </w:rPr>
-              <w:t>Creación y formatos</w:t>
-            </w:r>
-          </w:p>
-        </w:tc>
-        <w:tc>
-          <w:tcPr>
-            <w:tcW w:type="dxa" w:w="6520"/>
+                <w:sz w:val="17"/>
+              </w:rPr>
+              <w:t>Documentos (CRUD y versionado)</w:t>
+            </w:r>
+          </w:p>
+        </w:tc>
+        <w:tc>
+          <w:tcPr>
+            <w:tcW w:type="dxa" w:w="2154"/>
           </w:tcPr>
           <w:p>
             <w:r/>
             <w:r>
               <w:rPr>
-                <w:sz w:val="19"/>
-              </w:rPr>
-              <w:t>Formularios FOR-001 (creación/eliminación) y FOR-005 (modificación), formularios dinámicos configurables.</w:t>
+                <w:sz w:val="17"/>
+              </w:rPr>
+              <w:t>Núcleo del gestor documental.</w:t>
+            </w:r>
+          </w:p>
+        </w:tc>
+        <w:tc>
+          <w:tcPr>
+            <w:tcW w:type="dxa" w:w="3515"/>
+          </w:tcPr>
+          <w:p>
+            <w:r/>
+            <w:r>
+              <w:rPr>
+                <w:sz w:val="17"/>
+              </w:rPr>
+              <w:t>Catálogo y alta por tipo (15 tipos ISO); edición de borrador y documento; eliminación; envío a aprobación; detalle; versiones e historial; archivo original + PDF; visor; clasificación público/interno/confidencial/restringido; relaciones; departamentos afectados; retención/vencimiento; destrucción controlada.</w:t>
+            </w:r>
+          </w:p>
+        </w:tc>
+        <w:tc>
+          <w:tcPr>
+            <w:tcW w:type="dxa" w:w="1928"/>
+          </w:tcPr>
+          <w:p>
+            <w:r/>
+            <w:r>
+              <w:rPr>
+                <w:sz w:val="17"/>
+              </w:rPr>
+              <w:t>/documentos/, /documentos/mis-documentos/, detalle /&lt;tipo&gt;/&lt;uuid&gt;/</w:t>
             </w:r>
           </w:p>
         </w:tc>
@@ -1114,29 +1239,57 @@
       <w:tr>
         <w:tc>
           <w:tcPr>
-            <w:tcW w:type="dxa" w:w="2551"/>
+            <w:tcW w:type="dxa" w:w="1701"/>
           </w:tcPr>
           <w:p>
             <w:r/>
             <w:r>
               <w:rPr>
-                <w:sz w:val="19"/>
-              </w:rPr>
-              <w:t>Aprobaciones y versionado</w:t>
-            </w:r>
-          </w:p>
-        </w:tc>
-        <w:tc>
-          <w:tcPr>
-            <w:tcW w:type="dxa" w:w="6520"/>
+                <w:sz w:val="17"/>
+              </w:rPr>
+              <w:t>Aprobaciones y planillas de cambio</w:t>
+            </w:r>
+          </w:p>
+        </w:tc>
+        <w:tc>
+          <w:tcPr>
+            <w:tcW w:type="dxa" w:w="2154"/>
           </w:tcPr>
           <w:p>
             <w:r/>
             <w:r>
               <w:rPr>
-                <w:sz w:val="19"/>
-              </w:rPr>
-              <w:t>Cadenas de aprobación por rol, bandeja de aprobaciones, planillas de cambio y delegación de jefatura.</w:t>
+                <w:sz w:val="17"/>
+              </w:rPr>
+              <w:t>Autorizar creaciones, cambios y estados.</w:t>
+            </w:r>
+          </w:p>
+        </w:tc>
+        <w:tc>
+          <w:tcPr>
+            <w:tcW w:type="dxa" w:w="3515"/>
+          </w:tcPr>
+          <w:p>
+            <w:r/>
+            <w:r>
+              <w:rPr>
+                <w:sz w:val="17"/>
+              </w:rPr>
+              <w:t>Cadenas de 1/2 pasos; bandeja del jefe; aprobar/rechazar creación; planillas FOR-005 (crear, enviar, aprobar, rechazar); solicitudes de cambio de estado; delegación de jefatura; escalado a las 48 h; mis solicitudes.</w:t>
+            </w:r>
+          </w:p>
+        </w:tc>
+        <w:tc>
+          <w:tcPr>
+            <w:tcW w:type="dxa" w:w="1928"/>
+          </w:tcPr>
+          <w:p>
+            <w:r/>
+            <w:r>
+              <w:rPr>
+                <w:sz w:val="17"/>
+              </w:rPr>
+              <w:t>/documentos/bandeja-aprobaciones/, /documentos/planilla-cambios/nueva/, /documentos/delegaciones/, /documentos/mis-solicitudes/</w:t>
             </w:r>
           </w:p>
         </w:tc>
@@ -1144,29 +1297,57 @@
       <w:tr>
         <w:tc>
           <w:tcPr>
-            <w:tcW w:type="dxa" w:w="2551"/>
+            <w:tcW w:type="dxa" w:w="1701"/>
           </w:tcPr>
           <w:p>
             <w:r/>
             <w:r>
               <w:rPr>
-                <w:sz w:val="19"/>
-              </w:rPr>
-              <w:t>Descargas y distribución</w:t>
-            </w:r>
-          </w:p>
-        </w:tc>
-        <w:tc>
-          <w:tcPr>
-            <w:tcW w:type="dxa" w:w="6520"/>
+                <w:sz w:val="17"/>
+              </w:rPr>
+              <w:t>Descargas y solicitudes de acceso</w:t>
+            </w:r>
+          </w:p>
+        </w:tc>
+        <w:tc>
+          <w:tcPr>
+            <w:tcW w:type="dxa" w:w="2154"/>
           </w:tcPr>
           <w:p>
             <w:r/>
             <w:r>
               <w:rPr>
-                <w:sz w:val="19"/>
-              </w:rPr>
-              <w:t>Solicitudes de descarga, permisos por clasificación, copias controladas y revocación de distribución.</w:t>
+                <w:sz w:val="17"/>
+              </w:rPr>
+              <w:t>Entrega controlada de archivos.</w:t>
+            </w:r>
+          </w:p>
+        </w:tc>
+        <w:tc>
+          <w:tcPr>
+            <w:tcW w:type="dxa" w:w="3515"/>
+          </w:tcPr>
+          <w:p>
+            <w:r/>
+            <w:r>
+              <w:rPr>
+                <w:sz w:val="17"/>
+              </w:rPr>
+              <w:t>Solicitud con motivo; aprobación del jefe; doble control secuencial jefe → GG para «restringido»; versión aprobada y expiración; solicitudes de acceso a documentos; notificaciones y auditoría.</w:t>
+            </w:r>
+          </w:p>
+        </w:tc>
+        <w:tc>
+          <w:tcPr>
+            <w:tcW w:type="dxa" w:w="1928"/>
+          </w:tcPr>
+          <w:p>
+            <w:r/>
+            <w:r>
+              <w:rPr>
+                <w:sz w:val="17"/>
+              </w:rPr>
+              <w:t>/documentos/mis-solicitudes/, /&lt;tipo&gt;/&lt;uuid&gt;/solicitar-descarga/</w:t>
             </w:r>
           </w:p>
         </w:tc>
@@ -1174,29 +1355,57 @@
       <w:tr>
         <w:tc>
           <w:tcPr>
-            <w:tcW w:type="dxa" w:w="2551"/>
+            <w:tcW w:type="dxa" w:w="1701"/>
           </w:tcPr>
           <w:p>
             <w:r/>
             <w:r>
               <w:rPr>
-                <w:sz w:val="19"/>
-              </w:rPr>
-              <w:t>Vigencia y vencimientos</w:t>
-            </w:r>
-          </w:p>
-        </w:tc>
-        <w:tc>
-          <w:tcPr>
-            <w:tcW w:type="dxa" w:w="6520"/>
+                <w:sz w:val="17"/>
+              </w:rPr>
+              <w:t>Distribución y copias controladas</w:t>
+            </w:r>
+          </w:p>
+        </w:tc>
+        <w:tc>
+          <w:tcPr>
+            <w:tcW w:type="dxa" w:w="2154"/>
           </w:tcPr>
           <w:p>
             <w:r/>
             <w:r>
               <w:rPr>
-                <w:sz w:val="19"/>
-              </w:rPr>
-              <w:t>Revisión periódica, renovación, establecimiento y retiro de vigencia, alertas.</w:t>
+                <w:sz w:val="17"/>
+              </w:rPr>
+              <w:t>Reparto formal y revocable (ISO 9001:7.5.3).</w:t>
+            </w:r>
+          </w:p>
+        </w:tc>
+        <w:tc>
+          <w:tcPr>
+            <w:tcW w:type="dxa" w:w="3515"/>
+          </w:tcPr>
+          <w:p>
+            <w:r/>
+            <w:r>
+              <w:rPr>
+                <w:sz w:val="17"/>
+              </w:rPr>
+              <w:t>Distribuir a usuarios; método sistema/email/impreso; historial por documento; revocación con motivo y correo; registro de envío/error; notificaciones.</w:t>
+            </w:r>
+          </w:p>
+        </w:tc>
+        <w:tc>
+          <w:tcPr>
+            <w:tcW w:type="dxa" w:w="1928"/>
+          </w:tcPr>
+          <w:p>
+            <w:r/>
+            <w:r>
+              <w:rPr>
+                <w:sz w:val="17"/>
+              </w:rPr>
+              <w:t>/&lt;tipo&gt;/&lt;uuid&gt;/distribuir/, /&lt;tipo&gt;/&lt;uuid&gt;/historial-distribucion/</w:t>
             </w:r>
           </w:p>
         </w:tc>
@@ -1204,29 +1413,57 @@
       <w:tr>
         <w:tc>
           <w:tcPr>
-            <w:tcW w:type="dxa" w:w="2551"/>
+            <w:tcW w:type="dxa" w:w="1701"/>
           </w:tcPr>
           <w:p>
             <w:r/>
             <w:r>
               <w:rPr>
-                <w:sz w:val="19"/>
-              </w:rPr>
-              <w:t>Auditoría e informes</w:t>
-            </w:r>
-          </w:p>
-        </w:tc>
-        <w:tc>
-          <w:tcPr>
-            <w:tcW w:type="dxa" w:w="6520"/>
+                <w:sz w:val="17"/>
+              </w:rPr>
+              <w:t>Vigencia, retención y ciclo de vida</w:t>
+            </w:r>
+          </w:p>
+        </w:tc>
+        <w:tc>
+          <w:tcPr>
+            <w:tcW w:type="dxa" w:w="2154"/>
           </w:tcPr>
           <w:p>
             <w:r/>
             <w:r>
               <w:rPr>
-                <w:sz w:val="19"/>
-              </w:rPr>
-              <w:t>Registro en MongoDB con HMAC y cadena de hashes, reportes exportables y verificación de integridad.</w:t>
+                <w:sz w:val="17"/>
+              </w:rPr>
+              <w:t>Mantener vigente lo que debe y retirar lo obsoleto.</w:t>
+            </w:r>
+          </w:p>
+        </w:tc>
+        <w:tc>
+          <w:tcPr>
+            <w:tcW w:type="dxa" w:w="3515"/>
+          </w:tcPr>
+          <w:p>
+            <w:r/>
+            <w:r>
+              <w:rPr>
+                <w:sz w:val="17"/>
+              </w:rPr>
+              <w:t>Renovar vencimiento; establecer/quitar vigencia; panel y conteos; alertas; retención/destrucción; revisiones pendientes; comandos de verificación; ciclo de vida.</w:t>
+            </w:r>
+          </w:p>
+        </w:tc>
+        <w:tc>
+          <w:tcPr>
+            <w:tcW w:type="dxa" w:w="1928"/>
+          </w:tcPr>
+          <w:p>
+            <w:r/>
+            <w:r>
+              <w:rPr>
+                <w:sz w:val="17"/>
+              </w:rPr>
+              <w:t>Panel de vigencia; /documentos/configuracion/ciclo-vida/; comandos verificar_*</w:t>
             </w:r>
           </w:p>
         </w:tc>
@@ -1234,29 +1471,57 @@
       <w:tr>
         <w:tc>
           <w:tcPr>
-            <w:tcW w:type="dxa" w:w="2551"/>
+            <w:tcW w:type="dxa" w:w="1701"/>
           </w:tcPr>
           <w:p>
             <w:r/>
             <w:r>
               <w:rPr>
-                <w:sz w:val="19"/>
-              </w:rPr>
-              <w:t>Búsqueda y apoyo con IA</w:t>
-            </w:r>
-          </w:p>
-        </w:tc>
-        <w:tc>
-          <w:tcPr>
-            <w:tcW w:type="dxa" w:w="6520"/>
+                <w:sz w:val="17"/>
+              </w:rPr>
+              <w:t>Asignaciones y transferencia de propiedad</w:t>
+            </w:r>
+          </w:p>
+        </w:tc>
+        <w:tc>
+          <w:tcPr>
+            <w:tcW w:type="dxa" w:w="2154"/>
           </w:tcPr>
           <w:p>
             <w:r/>
             <w:r>
               <w:rPr>
-                <w:sz w:val="19"/>
-              </w:rPr>
-              <w:t>Búsqueda de documentos, resumen con IA y conversión a PDF con control de calidad.</w:t>
+                <w:sz w:val="17"/>
+              </w:rPr>
+              <w:t>Mover la responsabilidad sin perder trazabilidad.</w:t>
+            </w:r>
+          </w:p>
+        </w:tc>
+        <w:tc>
+          <w:tcPr>
+            <w:tcW w:type="dxa" w:w="3515"/>
+          </w:tcPr>
+          <w:p>
+            <w:r/>
+            <w:r>
+              <w:rPr>
+                <w:sz w:val="17"/>
+              </w:rPr>
+              <w:t>Asignar a usuarios del departamento; gestionar asignaciones; transferir propiedad individual; transferencia masiva (admin); reasignación automática de pendientes al cambiar de jefe.</w:t>
+            </w:r>
+          </w:p>
+        </w:tc>
+        <w:tc>
+          <w:tcPr>
+            <w:tcW w:type="dxa" w:w="1928"/>
+          </w:tcPr>
+          <w:p>
+            <w:r/>
+            <w:r>
+              <w:rPr>
+                <w:sz w:val="17"/>
+              </w:rPr>
+              <w:t>/documentos/asignaciones/, /documentos/configuracion/transferencia-masiva/</w:t>
             </w:r>
           </w:p>
         </w:tc>
@@ -1264,29 +1529,289 @@
       <w:tr>
         <w:tc>
           <w:tcPr>
-            <w:tcW w:type="dxa" w:w="2551"/>
+            <w:tcW w:type="dxa" w:w="1701"/>
           </w:tcPr>
           <w:p>
             <w:r/>
             <w:r>
               <w:rPr>
-                <w:sz w:val="19"/>
-              </w:rPr>
-              <w:t>Configuración administrativa</w:t>
-            </w:r>
-          </w:p>
-        </w:tc>
-        <w:tc>
-          <w:tcPr>
-            <w:tcW w:type="dxa" w:w="6520"/>
+                <w:sz w:val="17"/>
+              </w:rPr>
+              <w:t>Auditoría e integridad</w:t>
+            </w:r>
+          </w:p>
+        </w:tc>
+        <w:tc>
+          <w:tcPr>
+            <w:tcW w:type="dxa" w:w="2154"/>
           </w:tcPr>
           <w:p>
             <w:r/>
             <w:r>
               <w:rPr>
-                <w:sz w:val="19"/>
-              </w:rPr>
-              <w:t>Tipos, departamentos, períodos, formatos, ciclo de vida y auditoría desde un panel único.</w:t>
+                <w:sz w:val="17"/>
+              </w:rPr>
+              <w:t>Evidencia inmutable de lo ocurrido.</w:t>
+            </w:r>
+          </w:p>
+        </w:tc>
+        <w:tc>
+          <w:tcPr>
+            <w:tcW w:type="dxa" w:w="3515"/>
+          </w:tcPr>
+          <w:p>
+            <w:r/>
+            <w:r>
+              <w:rPr>
+                <w:sz w:val="17"/>
+              </w:rPr>
+              <w:t>Registro en MongoDB con HMAC y cadena de hashes; buffer ante caídas; login/logout y acciones de negocio; consulta y detalle; reportes PDF y almacenados; verificación de integridad; fail-closed.</w:t>
+            </w:r>
+          </w:p>
+        </w:tc>
+        <w:tc>
+          <w:tcPr>
+            <w:tcW w:type="dxa" w:w="1928"/>
+          </w:tcPr>
+          <w:p>
+            <w:r/>
+            <w:r>
+              <w:rPr>
+                <w:sz w:val="17"/>
+              </w:rPr>
+              <w:t>/documentos/configuracion/auditoria/, reporte PDF</w:t>
+            </w:r>
+          </w:p>
+        </w:tc>
+      </w:tr>
+      <w:tr>
+        <w:tc>
+          <w:tcPr>
+            <w:tcW w:type="dxa" w:w="1701"/>
+          </w:tcPr>
+          <w:p>
+            <w:r/>
+            <w:r>
+              <w:rPr>
+                <w:sz w:val="17"/>
+              </w:rPr>
+              <w:t>Panel administrativo y configuración</w:t>
+            </w:r>
+          </w:p>
+        </w:tc>
+        <w:tc>
+          <w:tcPr>
+            <w:tcW w:type="dxa" w:w="2154"/>
+          </w:tcPr>
+          <w:p>
+            <w:r/>
+            <w:r>
+              <w:rPr>
+                <w:sz w:val="17"/>
+              </w:rPr>
+              <w:t>Gobierno del sistema sin tocar código.</w:t>
+            </w:r>
+          </w:p>
+        </w:tc>
+        <w:tc>
+          <w:tcPr>
+            <w:tcW w:type="dxa" w:w="3515"/>
+          </w:tcPr>
+          <w:p>
+            <w:r/>
+            <w:r>
+              <w:rPr>
+                <w:sz w:val="17"/>
+              </w:rPr>
+              <w:t>Dashboard; tipos de documento (CRUD y reactivación); períodos (CRUD); departamentos y subáreas (CRUD); roles y permisos; ciclo de vida; auditoría; transferencia masiva; gestión de usuarios.</w:t>
+            </w:r>
+          </w:p>
+        </w:tc>
+        <w:tc>
+          <w:tcPr>
+            <w:tcW w:type="dxa" w:w="1928"/>
+          </w:tcPr>
+          <w:p>
+            <w:r/>
+            <w:r>
+              <w:rPr>
+                <w:sz w:val="17"/>
+              </w:rPr>
+              <w:t>/documentos/configuracion/, /usuarios/</w:t>
+            </w:r>
+          </w:p>
+        </w:tc>
+      </w:tr>
+      <w:tr>
+        <w:tc>
+          <w:tcPr>
+            <w:tcW w:type="dxa" w:w="1701"/>
+          </w:tcPr>
+          <w:p>
+            <w:r/>
+            <w:r>
+              <w:rPr>
+                <w:sz w:val="17"/>
+              </w:rPr>
+              <w:t>Formularios dinámicos y exportaciones</w:t>
+            </w:r>
+          </w:p>
+        </w:tc>
+        <w:tc>
+          <w:tcPr>
+            <w:tcW w:type="dxa" w:w="2154"/>
+          </w:tcPr>
+          <w:p>
+            <w:r/>
+            <w:r>
+              <w:rPr>
+                <w:sz w:val="17"/>
+              </w:rPr>
+              <w:t>Formatos SGC configurables y llenables.</w:t>
+            </w:r>
+          </w:p>
+        </w:tc>
+        <w:tc>
+          <w:tcPr>
+            <w:tcW w:type="dxa" w:w="3515"/>
+          </w:tcPr>
+          <w:p>
+            <w:r/>
+            <w:r>
+              <w:rPr>
+                <w:sz w:val="17"/>
+              </w:rPr>
+              <w:t>Constructor de secciones/campos; preview; publicación y versionado de formatos; formulario dinámico; FOR-001/FOR-005; exportación XLSX/PDF de solicitudes.</w:t>
+            </w:r>
+          </w:p>
+        </w:tc>
+        <w:tc>
+          <w:tcPr>
+            <w:tcW w:type="dxa" w:w="1928"/>
+          </w:tcPr>
+          <w:p>
+            <w:r/>
+            <w:r>
+              <w:rPr>
+                <w:sz w:val="17"/>
+              </w:rPr>
+              <w:t>/documentos/configuracion/formatos/, /documentos/nuevo/&lt;tipo&gt;/</w:t>
+            </w:r>
+          </w:p>
+        </w:tc>
+      </w:tr>
+      <w:tr>
+        <w:tc>
+          <w:tcPr>
+            <w:tcW w:type="dxa" w:w="1701"/>
+          </w:tcPr>
+          <w:p>
+            <w:r/>
+            <w:r>
+              <w:rPr>
+                <w:sz w:val="17"/>
+              </w:rPr>
+              <w:t>Búsqueda, IA y conversión a PDF</w:t>
+            </w:r>
+          </w:p>
+        </w:tc>
+        <w:tc>
+          <w:tcPr>
+            <w:tcW w:type="dxa" w:w="2154"/>
+          </w:tcPr>
+          <w:p>
+            <w:r/>
+            <w:r>
+              <w:rPr>
+                <w:sz w:val="17"/>
+              </w:rPr>
+              <w:t>Encontrar y preparar documentos.</w:t>
+            </w:r>
+          </w:p>
+        </w:tc>
+        <w:tc>
+          <w:tcPr>
+            <w:tcW w:type="dxa" w:w="3515"/>
+          </w:tcPr>
+          <w:p>
+            <w:r/>
+            <w:r>
+              <w:rPr>
+                <w:sz w:val="17"/>
+              </w:rPr>
+              <w:t>Búsqueda global con permisos; sugerencias; resumen con IA (Gemini); conversión a PDF con QA/adaptativo; diagnóstico y reparación.</w:t>
+            </w:r>
+          </w:p>
+        </w:tc>
+        <w:tc>
+          <w:tcPr>
+            <w:tcW w:type="dxa" w:w="1928"/>
+          </w:tcPr>
+          <w:p>
+            <w:r/>
+            <w:r>
+              <w:rPr>
+                <w:sz w:val="17"/>
+              </w:rPr>
+              <w:t>/documentos/buscar/, /&lt;tipo&gt;/&lt;uuid&gt;/resumen-ia/, /&lt;tipo&gt;/&lt;uuid&gt;/estado-conversion/</w:t>
+            </w:r>
+          </w:p>
+        </w:tc>
+      </w:tr>
+      <w:tr>
+        <w:tc>
+          <w:tcPr>
+            <w:tcW w:type="dxa" w:w="1701"/>
+          </w:tcPr>
+          <w:p>
+            <w:r/>
+            <w:r>
+              <w:rPr>
+                <w:sz w:val="17"/>
+              </w:rPr>
+              <w:t>Servicios internos y tareas programadas</w:t>
+            </w:r>
+          </w:p>
+        </w:tc>
+        <w:tc>
+          <w:tcPr>
+            <w:tcW w:type="dxa" w:w="2154"/>
+          </w:tcPr>
+          <w:p>
+            <w:r/>
+            <w:r>
+              <w:rPr>
+                <w:sz w:val="17"/>
+              </w:rPr>
+              <w:t>Sostener la operación sin bloquear la interfaz.</w:t>
+            </w:r>
+          </w:p>
+        </w:tc>
+        <w:tc>
+          <w:tcPr>
+            <w:tcW w:type="dxa" w:w="3515"/>
+          </w:tcPr>
+          <w:p>
+            <w:r/>
+            <w:r>
+              <w:rPr>
+                <w:sz w:val="17"/>
+              </w:rPr>
+              <w:t>API JSON interna; Celery (conversión PDF, planillas y auditoría); comandos de limpieza, población y verificación; buffer de auditoría y reintentos.</w:t>
+            </w:r>
+          </w:p>
+        </w:tc>
+        <w:tc>
+          <w:tcPr>
+            <w:tcW w:type="dxa" w:w="1928"/>
+          </w:tcPr>
+          <w:p>
+            <w:r/>
+            <w:r>
+              <w:rPr>
+                <w:sz w:val="17"/>
+              </w:rPr>
+              <w:t>apps/documentos/api.py, apps/documentos/tasks.py, apps/auditoria/tasks.py, management/commands/</w:t>
             </w:r>
           </w:p>
         </w:tc>
@@ -1767,7 +2292,7 @@
           <w:color w:val="555555"/>
           <w:sz w:val="18"/>
         </w:rPr>
-        <w:t>Base técnica: 6–8 semanas. La ventana contractual de 3 meses incorpora la holgura para pruebas, ajustes, aceptación y la documentación de la fase.</w:t>
+        <w:t>Base técnica: 6–8 semanas. La estimación incorpora holgura para pruebas, ajustes, aceptación y documentación de la fase.</w:t>
       </w:r>
     </w:p>
     <w:p>
@@ -2036,7 +2561,7 @@
         <w:pStyle w:val="Heading1"/>
       </w:pPr>
       <w:r>
-        <w:t>5. Fase 3 — Cumplimiento ISO base (Pendiente)</w:t>
+        <w:t>5. Fase 3 — Cumplimiento ISO completo (Pendiente)</w:t>
       </w:r>
     </w:p>
     <w:p>
@@ -2049,7 +2574,7 @@
           <w:b w:val="0"/>
           <w:i w:val="0"/>
         </w:rPr>
-        <w:t>Objetivo: reforzar el cumplimiento ISO con controles base que reutilizan la infraestructura ya construida (períodos, vigencia, ciclo de vida, auditoría y reportes).</w:t>
+        <w:t>Objetivo: completar los controles ISO del sistema sobre la infraestructura ya construida (períodos, vigencia, ciclo de vida, auditoría y reportes): retención y disposición final, informes de auditoría, firma electrónica y control de copias impresas.</w:t>
       </w:r>
     </w:p>
     <w:p>
@@ -2209,7 +2734,7 @@
               <w:rPr>
                 <w:sz w:val="19"/>
               </w:rPr>
-              <w:t>1,5–2 semanas</w:t>
+              <w:t>1,5 semanas</w:t>
             </w:r>
           </w:p>
         </w:tc>
@@ -2253,7 +2778,95 @@
               <w:rPr>
                 <w:sz w:val="19"/>
               </w:rPr>
-              <w:t>0,5–1 semana</w:t>
+              <w:t>0,5 semana</w:t>
+            </w:r>
+          </w:p>
+        </w:tc>
+      </w:tr>
+      <w:tr>
+        <w:tc>
+          <w:tcPr>
+            <w:tcW w:type="dxa" w:w="1134"/>
+          </w:tcPr>
+          <w:p>
+            <w:r/>
+            <w:r>
+              <w:rPr>
+                <w:sz w:val="19"/>
+              </w:rPr>
+              <w:t>F3.4</w:t>
+            </w:r>
+          </w:p>
+        </w:tc>
+        <w:tc>
+          <w:tcPr>
+            <w:tcW w:type="dxa" w:w="6236"/>
+          </w:tcPr>
+          <w:p>
+            <w:r/>
+            <w:r>
+              <w:rPr>
+                <w:sz w:val="19"/>
+              </w:rPr>
+              <w:t>Firma electrónica y sellado de tiempo (integración con proveedor).</w:t>
+            </w:r>
+          </w:p>
+        </w:tc>
+        <w:tc>
+          <w:tcPr>
+            <w:tcW w:type="dxa" w:w="1701"/>
+          </w:tcPr>
+          <w:p>
+            <w:r/>
+            <w:r>
+              <w:rPr>
+                <w:sz w:val="19"/>
+              </w:rPr>
+              <w:t>1–1,5 semanas</w:t>
+            </w:r>
+          </w:p>
+        </w:tc>
+      </w:tr>
+      <w:tr>
+        <w:tc>
+          <w:tcPr>
+            <w:tcW w:type="dxa" w:w="1134"/>
+          </w:tcPr>
+          <w:p>
+            <w:r/>
+            <w:r>
+              <w:rPr>
+                <w:sz w:val="19"/>
+              </w:rPr>
+              <w:t>F3.5</w:t>
+            </w:r>
+          </w:p>
+        </w:tc>
+        <w:tc>
+          <w:tcPr>
+            <w:tcW w:type="dxa" w:w="6236"/>
+          </w:tcPr>
+          <w:p>
+            <w:r/>
+            <w:r>
+              <w:rPr>
+                <w:sz w:val="19"/>
+              </w:rPr>
+              <w:t>Control de copias impresas.</w:t>
+            </w:r>
+          </w:p>
+        </w:tc>
+        <w:tc>
+          <w:tcPr>
+            <w:tcW w:type="dxa" w:w="1701"/>
+          </w:tcPr>
+          <w:p>
+            <w:r/>
+            <w:r>
+              <w:rPr>
+                <w:sz w:val="19"/>
+              </w:rPr>
+              <w:t>0,5 semana</w:t>
             </w:r>
           </w:p>
         </w:tc>
@@ -2274,7 +2887,7 @@
           <w:color w:val="555555"/>
           <w:sz w:val="18"/>
         </w:rPr>
-        <w:t>Base ISO: 2,5–3,5 semanas. Sumada a la Fase 2, el contrato de tres meses queda con 1,5–4,5 semanas de holgura.</w:t>
+        <w:t>Base ISO: 4–4,5 semanas. Sumada a la Fase 2, la etapa inmediata queda con ≈0,5–2,5 semanas de holgura.</w:t>
       </w:r>
     </w:p>
     <w:p>
@@ -2314,6 +2927,24 @@
     </w:p>
     <w:p>
       <w:pPr>
+        <w:pStyle w:val="ListBullet"/>
+        <w:spacing w:after="40"/>
+      </w:pPr>
+      <w:r>
+        <w:t>Los documentos firmados quedan sellados de tiempo y verificables mediante el proveedor de firma.</w:t>
+      </w:r>
+    </w:p>
+    <w:p>
+      <w:pPr>
+        <w:pStyle w:val="ListBullet"/>
+        <w:spacing w:after="40"/>
+      </w:pPr>
+      <w:r>
+        <w:t>Las copias impresas quedan registradas, numeradas y controladas.</w:t>
+      </w:r>
+    </w:p>
+    <w:p>
+      <w:pPr>
         <w:pStyle w:val="Heading2"/>
       </w:pPr>
       <w:r>
@@ -2330,7 +2961,7 @@
           <w:b w:val="0"/>
           <w:i w:val="0"/>
         </w:rPr>
-        <w:t>No incluye firma electrónica, sellado de tiempo, gestión de no conformidades ni control de copias impresas. Esos controles quedan en la Fase 5 (futura).</w:t>
+        <w:t>La gestión de no conformidades no forma parte del alcance de POLIDOC; la Policlínica la gestiona mediante su proceso propio.</w:t>
       </w:r>
     </w:p>
     <w:p>
@@ -2343,7 +2974,7 @@
           <w:color w:val="555555"/>
           <w:sz w:val="18"/>
         </w:rPr>
-        <w:t>El cumplimiento operativo real se valida al desplegar en producción (Fase 4). Esta fase implementa los controles en el software.</w:t>
+        <w:t>La contratación del proveedor de firma y su validación legal son externas y deben estar resueltas al inicio de la fase (semana 1). El cumplimiento operativo real se valida al desplegar en producción (Fase 4); esta fase implementa los controles en el software.</w:t>
       </w:r>
     </w:p>
     <w:p>
@@ -2447,76 +3078,7 @@
         <w:pStyle w:val="Heading1"/>
       </w:pPr>
       <w:r>
-        <w:t>7. Fase 5 — Cumplimiento ISO completo (Futura)</w:t>
-      </w:r>
-    </w:p>
-    <w:p>
-      <w:pPr>
-        <w:spacing w:after="120"/>
-        <w:jc w:val="both"/>
-      </w:pPr>
-      <w:r>
-        <w:rPr>
-          <w:b w:val="0"/>
-          <w:i w:val="0"/>
-        </w:rPr>
-        <w:t>Objetivo: completar los controles ISO que requieren integración externa o módulos adicionales.</w:t>
-      </w:r>
-    </w:p>
-    <w:p>
-      <w:pPr>
-        <w:pStyle w:val="Heading2"/>
-      </w:pPr>
-      <w:r>
-        <w:t>7.1 Alcance</w:t>
-      </w:r>
-    </w:p>
-    <w:p>
-      <w:pPr>
-        <w:pStyle w:val="ListBullet"/>
-        <w:spacing w:after="40"/>
-      </w:pPr>
-      <w:r>
-        <w:t>Firma electrónica y sellado de tiempo.</w:t>
-      </w:r>
-    </w:p>
-    <w:p>
-      <w:pPr>
-        <w:pStyle w:val="ListBullet"/>
-        <w:spacing w:after="40"/>
-      </w:pPr>
-      <w:r>
-        <w:t>Gestión de no conformidades.</w:t>
-      </w:r>
-    </w:p>
-    <w:p>
-      <w:pPr>
-        <w:pStyle w:val="ListBullet"/>
-        <w:spacing w:after="40"/>
-      </w:pPr>
-      <w:r>
-        <w:t>Control de copias impresas.</w:t>
-      </w:r>
-    </w:p>
-    <w:p>
-      <w:pPr>
-        <w:spacing w:after="120"/>
-        <w:jc w:val="both"/>
-      </w:pPr>
-      <w:r>
-        <w:rPr>
-          <w:b w:val="0"/>
-          <w:i w:val="0"/>
-        </w:rPr>
-        <w:t>Estimación: 6–9,5 semanas. La firma electrónica depende de la definición de proveedor, certificados y validación legal.</w:t>
-      </w:r>
-    </w:p>
-    <w:p>
-      <w:pPr>
-        <w:pStyle w:val="Heading1"/>
-      </w:pPr>
-      <w:r>
-        <w:t>8. Fase 6 — Experiencia y alcance (Futura)</w:t>
+        <w:t>7. Fase 5 — Experiencia y alcance (Futura)</w:t>
       </w:r>
     </w:p>
     <w:p>
@@ -2582,7 +3144,7 @@
         <w:pStyle w:val="Heading1"/>
       </w:pPr>
       <w:r>
-        <w:t>9. Fase 7 — Integraciones e IA (Futura)</w:t>
+        <w:t>8. Fase 6 — Integraciones e IA (Futura)</w:t>
       </w:r>
     </w:p>
     <w:p>
@@ -2648,7 +3210,7 @@
         <w:pStyle w:val="Heading1"/>
       </w:pPr>
       <w:r>
-        <w:t>10. Cronograma y estimaciones</w:t>
+        <w:t>9. Cronograma y estimaciones</w:t>
       </w:r>
     </w:p>
     <w:p>
@@ -2669,7 +3231,7 @@
         <w:pStyle w:val="Heading2"/>
       </w:pPr>
       <w:r>
-        <w:t>10.1 Resumen de fases</w:t>
+        <w:t>9.1 Resumen de fases</w:t>
       </w:r>
     </w:p>
     <w:tbl>
@@ -2769,7 +3331,7 @@
                 <w:color w:val="FFFFFF"/>
                 <w:sz w:val="17"/>
               </w:rPr>
-              <w:t>Contrato</w:t>
+              <w:t>Horizonte</w:t>
             </w:r>
           </w:p>
         </w:tc>
@@ -2913,7 +3475,7 @@
               <w:rPr>
                 <w:sz w:val="17"/>
               </w:rPr>
-              <w:t>Sí</w:t>
+              <w:t>Inmediata</w:t>
             </w:r>
           </w:p>
         </w:tc>
@@ -2929,7 +3491,7 @@
               <w:rPr>
                 <w:sz w:val="17"/>
               </w:rPr>
-              <w:t>3. ISO base</w:t>
+              <w:t>3. ISO completo</w:t>
             </w:r>
           </w:p>
         </w:tc>
@@ -2943,7 +3505,7 @@
               <w:rPr>
                 <w:sz w:val="17"/>
               </w:rPr>
-              <w:t>Retención, política por tipo e informes</w:t>
+              <w:t>Retención, informes, firma electrónica y copias impresas</w:t>
             </w:r>
           </w:p>
         </w:tc>
@@ -2971,7 +3533,7 @@
               <w:rPr>
                 <w:sz w:val="17"/>
               </w:rPr>
-              <w:t>Base 2,5–3,5 sem</w:t>
+              <w:t>Base 4–4,5 sem</w:t>
             </w:r>
           </w:p>
         </w:tc>
@@ -2985,7 +3547,7 @@
               <w:rPr>
                 <w:sz w:val="17"/>
               </w:rPr>
-              <w:t>Sí</w:t>
+              <w:t>Inmediata</w:t>
             </w:r>
           </w:p>
         </w:tc>
@@ -3057,7 +3619,7 @@
               <w:rPr>
                 <w:sz w:val="17"/>
               </w:rPr>
-              <w:t>No</w:t>
+              <w:t>Posterior</w:t>
             </w:r>
           </w:p>
         </w:tc>
@@ -3073,7 +3635,7 @@
               <w:rPr>
                 <w:sz w:val="17"/>
               </w:rPr>
-              <w:t>5. ISO completo</w:t>
+              <w:t>5. Experiencia</w:t>
             </w:r>
           </w:p>
         </w:tc>
@@ -3087,7 +3649,7 @@
               <w:rPr>
                 <w:sz w:val="17"/>
               </w:rPr>
-              <w:t>Firma, no conformidades y copias impresas</w:t>
+              <w:t>Notificaciones, búsqueda, paneles y PWA</w:t>
             </w:r>
           </w:p>
         </w:tc>
@@ -3115,7 +3677,7 @@
               <w:rPr>
                 <w:sz w:val="17"/>
               </w:rPr>
-              <w:t>6–9,5 sem</w:t>
+              <w:t>6–8 sem</w:t>
             </w:r>
           </w:p>
         </w:tc>
@@ -3129,7 +3691,7 @@
               <w:rPr>
                 <w:sz w:val="17"/>
               </w:rPr>
-              <w:t>No</w:t>
+              <w:t>Futura</w:t>
             </w:r>
           </w:p>
         </w:tc>
@@ -3145,7 +3707,7 @@
               <w:rPr>
                 <w:sz w:val="17"/>
               </w:rPr>
-              <w:t>6. Experiencia</w:t>
+              <w:t>6. Integraciones</w:t>
             </w:r>
           </w:p>
         </w:tc>
@@ -3159,7 +3721,7 @@
               <w:rPr>
                 <w:sz w:val="17"/>
               </w:rPr>
-              <w:t>Notificaciones, búsqueda, paneles y PWA</w:t>
+              <w:t>API, SSO, IA y multi-sede</w:t>
             </w:r>
           </w:p>
         </w:tc>
@@ -3187,7 +3749,7 @@
               <w:rPr>
                 <w:sz w:val="17"/>
               </w:rPr>
-              <w:t>6–8 sem</w:t>
+              <w:t>6–10 sem</w:t>
             </w:r>
           </w:p>
         </w:tc>
@@ -3201,79 +3763,7 @@
               <w:rPr>
                 <w:sz w:val="17"/>
               </w:rPr>
-              <w:t>No</w:t>
-            </w:r>
-          </w:p>
-        </w:tc>
-      </w:tr>
-      <w:tr>
-        <w:tc>
-          <w:tcPr>
-            <w:tcW w:type="dxa" w:w="1701"/>
-          </w:tcPr>
-          <w:p>
-            <w:r/>
-            <w:r>
-              <w:rPr>
-                <w:sz w:val="17"/>
-              </w:rPr>
-              <w:t>7. Integraciones</w:t>
-            </w:r>
-          </w:p>
-        </w:tc>
-        <w:tc>
-          <w:tcPr>
-            <w:tcW w:type="dxa" w:w="2948"/>
-          </w:tcPr>
-          <w:p>
-            <w:r/>
-            <w:r>
-              <w:rPr>
-                <w:sz w:val="17"/>
-              </w:rPr>
-              <w:t>API, SSO, IA y multi-sede</w:t>
-            </w:r>
-          </w:p>
-        </w:tc>
-        <w:tc>
-          <w:tcPr>
-            <w:tcW w:type="dxa" w:w="1247"/>
-          </w:tcPr>
-          <w:p>
-            <w:r/>
-            <w:r>
-              <w:rPr>
-                <w:sz w:val="17"/>
-              </w:rPr>
               <w:t>Futura</w:t>
-            </w:r>
-          </w:p>
-        </w:tc>
-        <w:tc>
-          <w:tcPr>
-            <w:tcW w:type="dxa" w:w="1587"/>
-          </w:tcPr>
-          <w:p>
-            <w:r/>
-            <w:r>
-              <w:rPr>
-                <w:sz w:val="17"/>
-              </w:rPr>
-              <w:t>6–10 sem</w:t>
-            </w:r>
-          </w:p>
-        </w:tc>
-        <w:tc>
-          <w:tcPr>
-            <w:tcW w:type="dxa" w:w="1361"/>
-          </w:tcPr>
-          <w:p>
-            <w:r/>
-            <w:r>
-              <w:rPr>
-                <w:sz w:val="17"/>
-              </w:rPr>
-              <w:t>No</w:t>
             </w:r>
           </w:p>
         </w:tc>
@@ -3286,205 +3776,10 @@
     </w:p>
     <w:p>
       <w:pPr>
-        <w:pStyle w:val="Heading2"/>
+        <w:pStyle w:val="Heading3"/>
       </w:pPr>
       <w:r>
-        <w:t>10.2 Contrato de tres meses</w:t>
-      </w:r>
-    </w:p>
-    <w:p>
-      <w:pPr>
-        <w:spacing w:after="120"/>
-        <w:jc w:val="both"/>
-      </w:pPr>
-      <w:r>
-        <w:rPr>
-          <w:b w:val="0"/>
-          <w:i w:val="0"/>
-        </w:rPr>
-        <w:t>El contrato cubre la Fase 2 y la Fase 3 (base). La suma de esfuerzo técnico es de 8,5 a 11,5 semanas; el tiempo restante hasta los tres meses se reserva para pruebas, aceptación, ajustes e imprevistos.</w:t>
-      </w:r>
-    </w:p>
-    <w:tbl>
-      <w:tblPr>
-        <w:tblStyle w:val="TableGrid"/>
-        <w:tblW w:type="auto" w:w="0"/>
-        <w:jc w:val="center"/>
-        <w:tblLayout w:type="fixed"/>
-        <w:tblLook w:firstColumn="1" w:firstRow="1" w:lastColumn="0" w:lastRow="0" w:noHBand="0" w:noVBand="1" w:val="04A0"/>
-      </w:tblPr>
-      <w:tblGrid>
-        <w:gridCol w:w="4706"/>
-        <w:gridCol w:w="4706"/>
-      </w:tblGrid>
-      <w:tr>
-        <w:tc>
-          <w:tcPr>
-            <w:tcW w:type="dxa" w:w="5102"/>
-            <w:shd w:val="clear" w:color="auto" w:fill="1F3A5F"/>
-          </w:tcPr>
-          <w:p>
-            <w:r/>
-            <w:r>
-              <w:rPr>
-                <w:b/>
-                <w:color w:val="FFFFFF"/>
-                <w:sz w:val="19"/>
-              </w:rPr>
-              <w:t>Bloque</w:t>
-            </w:r>
-          </w:p>
-        </w:tc>
-        <w:tc>
-          <w:tcPr>
-            <w:tcW w:type="dxa" w:w="2835"/>
-            <w:shd w:val="clear" w:color="auto" w:fill="1F3A5F"/>
-          </w:tcPr>
-          <w:p>
-            <w:r/>
-            <w:r>
-              <w:rPr>
-                <w:b/>
-                <w:color w:val="FFFFFF"/>
-                <w:sz w:val="19"/>
-              </w:rPr>
-              <w:t>Esfuerzo base</w:t>
-            </w:r>
-          </w:p>
-        </w:tc>
-      </w:tr>
-      <w:tr>
-        <w:tc>
-          <w:tcPr>
-            <w:tcW w:type="dxa" w:w="5102"/>
-          </w:tcPr>
-          <w:p>
-            <w:r/>
-            <w:r>
-              <w:rPr>
-                <w:sz w:val="19"/>
-              </w:rPr>
-              <w:t>Fase 2 — Plantillas</w:t>
-            </w:r>
-          </w:p>
-        </w:tc>
-        <w:tc>
-          <w:tcPr>
-            <w:tcW w:type="dxa" w:w="2835"/>
-          </w:tcPr>
-          <w:p>
-            <w:r/>
-            <w:r>
-              <w:rPr>
-                <w:sz w:val="19"/>
-              </w:rPr>
-              <w:t>6–8 semanas</w:t>
-            </w:r>
-          </w:p>
-        </w:tc>
-      </w:tr>
-      <w:tr>
-        <w:tc>
-          <w:tcPr>
-            <w:tcW w:type="dxa" w:w="5102"/>
-          </w:tcPr>
-          <w:p>
-            <w:r/>
-            <w:r>
-              <w:rPr>
-                <w:sz w:val="19"/>
-              </w:rPr>
-              <w:t>Fase 3 — ISO base</w:t>
-            </w:r>
-          </w:p>
-        </w:tc>
-        <w:tc>
-          <w:tcPr>
-            <w:tcW w:type="dxa" w:w="2835"/>
-          </w:tcPr>
-          <w:p>
-            <w:r/>
-            <w:r>
-              <w:rPr>
-                <w:sz w:val="19"/>
-              </w:rPr>
-              <w:t>2,5–3,5 semanas</w:t>
-            </w:r>
-          </w:p>
-        </w:tc>
-      </w:tr>
-      <w:tr>
-        <w:tc>
-          <w:tcPr>
-            <w:tcW w:type="dxa" w:w="5102"/>
-          </w:tcPr>
-          <w:p>
-            <w:r/>
-            <w:r>
-              <w:rPr>
-                <w:sz w:val="19"/>
-              </w:rPr>
-              <w:t>Total técnico</w:t>
-            </w:r>
-          </w:p>
-        </w:tc>
-        <w:tc>
-          <w:tcPr>
-            <w:tcW w:type="dxa" w:w="2835"/>
-          </w:tcPr>
-          <w:p>
-            <w:r/>
-            <w:r>
-              <w:rPr>
-                <w:sz w:val="19"/>
-              </w:rPr>
-              <w:t>8,5–11,5 semanas</w:t>
-            </w:r>
-          </w:p>
-        </w:tc>
-      </w:tr>
-      <w:tr>
-        <w:tc>
-          <w:tcPr>
-            <w:tcW w:type="dxa" w:w="5102"/>
-          </w:tcPr>
-          <w:p>
-            <w:r/>
-            <w:r>
-              <w:rPr>
-                <w:sz w:val="19"/>
-              </w:rPr>
-              <w:t>Holgura dentro del contrato</w:t>
-            </w:r>
-          </w:p>
-        </w:tc>
-        <w:tc>
-          <w:tcPr>
-            <w:tcW w:type="dxa" w:w="2835"/>
-          </w:tcPr>
-          <w:p>
-            <w:r/>
-            <w:r>
-              <w:rPr>
-                <w:sz w:val="19"/>
-              </w:rPr>
-              <w:t>1,5–4,5 semanas</w:t>
-            </w:r>
-          </w:p>
-        </w:tc>
-      </w:tr>
-    </w:tbl>
-    <w:p>
-      <w:pPr>
-        <w:spacing w:after="40"/>
-      </w:pPr>
-    </w:p>
-    <w:p>
-      <w:pPr>
-        <w:pStyle w:val="Heading2"/>
-      </w:pPr>
-      <w:r>
-        <w:t>10.3 Desglose de la Fase 2</w:t>
+        <w:t>9.1.1 Desglose de la V1.0</w:t>
       </w:r>
     </w:p>
     <w:tbl>
@@ -3503,7 +3798,464 @@
       <w:tr>
         <w:tc>
           <w:tcPr>
-            <w:tcW w:type="dxa" w:w="1134"/>
+            <w:tcW w:type="dxa" w:w="2041"/>
+            <w:shd w:val="clear" w:color="auto" w:fill="1F3A5F"/>
+          </w:tcPr>
+          <w:p>
+            <w:r/>
+            <w:r>
+              <w:rPr>
+                <w:b/>
+                <w:color w:val="FFFFFF"/>
+                <w:sz w:val="17"/>
+              </w:rPr>
+              <w:t>Bloque</w:t>
+            </w:r>
+          </w:p>
+        </w:tc>
+        <w:tc>
+          <w:tcPr>
+            <w:tcW w:type="dxa" w:w="4762"/>
+            <w:shd w:val="clear" w:color="auto" w:fill="1F3A5F"/>
+          </w:tcPr>
+          <w:p>
+            <w:r/>
+            <w:r>
+              <w:rPr>
+                <w:b/>
+                <w:color w:val="FFFFFF"/>
+                <w:sz w:val="17"/>
+              </w:rPr>
+              <w:t>Entregable</w:t>
+            </w:r>
+          </w:p>
+        </w:tc>
+        <w:tc>
+          <w:tcPr>
+            <w:tcW w:type="dxa" w:w="2268"/>
+            <w:shd w:val="clear" w:color="auto" w:fill="1F3A5F"/>
+          </w:tcPr>
+          <w:p>
+            <w:r/>
+            <w:r>
+              <w:rPr>
+                <w:b/>
+                <w:color w:val="FFFFFF"/>
+                <w:sz w:val="17"/>
+              </w:rPr>
+              <w:t>Evidencia</w:t>
+            </w:r>
+          </w:p>
+        </w:tc>
+      </w:tr>
+      <w:tr>
+        <w:tc>
+          <w:tcPr>
+            <w:tcW w:type="dxa" w:w="2041"/>
+          </w:tcPr>
+          <w:p>
+            <w:r/>
+            <w:r>
+              <w:rPr>
+                <w:sz w:val="17"/>
+              </w:rPr>
+              <w:t>Núcleo documental</w:t>
+            </w:r>
+          </w:p>
+        </w:tc>
+        <w:tc>
+          <w:tcPr>
+            <w:tcW w:type="dxa" w:w="4762"/>
+          </w:tcPr>
+          <w:p>
+            <w:r/>
+            <w:r>
+              <w:rPr>
+                <w:sz w:val="17"/>
+              </w:rPr>
+              <w:t>15 tipos ISO, códigos automáticos, versionado, vigencia y clasificación de seguridad.</w:t>
+            </w:r>
+          </w:p>
+        </w:tc>
+        <w:tc>
+          <w:tcPr>
+            <w:tcW w:type="dxa" w:w="2268"/>
+          </w:tcPr>
+          <w:p>
+            <w:r/>
+            <w:r>
+              <w:rPr>
+                <w:sz w:val="17"/>
+              </w:rPr>
+              <w:t>25 modelos de datos</w:t>
+            </w:r>
+          </w:p>
+        </w:tc>
+      </w:tr>
+      <w:tr>
+        <w:tc>
+          <w:tcPr>
+            <w:tcW w:type="dxa" w:w="2041"/>
+          </w:tcPr>
+          <w:p>
+            <w:r/>
+            <w:r>
+              <w:rPr>
+                <w:sz w:val="17"/>
+              </w:rPr>
+              <w:t>Aprobaciones</w:t>
+            </w:r>
+          </w:p>
+        </w:tc>
+        <w:tc>
+          <w:tcPr>
+            <w:tcW w:type="dxa" w:w="4762"/>
+          </w:tcPr>
+          <w:p>
+            <w:r/>
+            <w:r>
+              <w:rPr>
+                <w:sz w:val="17"/>
+              </w:rPr>
+              <w:t>Cadenas de 1 y 2 pasos, bandeja, planillas FOR-005, delegación de jefatura y escalado a 48 horas.</w:t>
+            </w:r>
+          </w:p>
+        </w:tc>
+        <w:tc>
+          <w:tcPr>
+            <w:tcW w:type="dxa" w:w="2268"/>
+          </w:tcPr>
+          <w:p>
+            <w:r/>
+            <w:r>
+              <w:rPr>
+                <w:sz w:val="17"/>
+              </w:rPr>
+              <w:t>Servicios y pruebas</w:t>
+            </w:r>
+          </w:p>
+        </w:tc>
+      </w:tr>
+      <w:tr>
+        <w:tc>
+          <w:tcPr>
+            <w:tcW w:type="dxa" w:w="2041"/>
+          </w:tcPr>
+          <w:p>
+            <w:r/>
+            <w:r>
+              <w:rPr>
+                <w:sz w:val="17"/>
+              </w:rPr>
+              <w:t>Descargas y distribución</w:t>
+            </w:r>
+          </w:p>
+        </w:tc>
+        <w:tc>
+          <w:tcPr>
+            <w:tcW w:type="dxa" w:w="4762"/>
+          </w:tcPr>
+          <w:p>
+            <w:r/>
+            <w:r>
+              <w:rPr>
+                <w:sz w:val="17"/>
+              </w:rPr>
+              <w:t>Solicitudes de descarga, doble control restringido, copias controladas y revocación.</w:t>
+            </w:r>
+          </w:p>
+        </w:tc>
+        <w:tc>
+          <w:tcPr>
+            <w:tcW w:type="dxa" w:w="2268"/>
+          </w:tcPr>
+          <w:p>
+            <w:r/>
+            <w:r>
+              <w:rPr>
+                <w:sz w:val="17"/>
+              </w:rPr>
+              <w:t>Flujo secuencial documentado</w:t>
+            </w:r>
+          </w:p>
+        </w:tc>
+      </w:tr>
+      <w:tr>
+        <w:tc>
+          <w:tcPr>
+            <w:tcW w:type="dxa" w:w="2041"/>
+          </w:tcPr>
+          <w:p>
+            <w:r/>
+            <w:r>
+              <w:rPr>
+                <w:sz w:val="17"/>
+              </w:rPr>
+              <w:t>Seguridad y auditoría</w:t>
+            </w:r>
+          </w:p>
+        </w:tc>
+        <w:tc>
+          <w:tcPr>
+            <w:tcW w:type="dxa" w:w="4762"/>
+          </w:tcPr>
+          <w:p>
+            <w:r/>
+            <w:r>
+              <w:rPr>
+                <w:sz w:val="17"/>
+              </w:rPr>
+              <w:t>LDAP y cuenta local, roles, auditoría en MongoDB con HMAC y cadena de hashes.</w:t>
+            </w:r>
+          </w:p>
+        </w:tc>
+        <w:tc>
+          <w:tcPr>
+            <w:tcW w:type="dxa" w:w="2268"/>
+          </w:tcPr>
+          <w:p>
+            <w:r/>
+            <w:r>
+              <w:rPr>
+                <w:sz w:val="17"/>
+              </w:rPr>
+              <w:t>Reportes e integridad</w:t>
+            </w:r>
+          </w:p>
+        </w:tc>
+      </w:tr>
+      <w:tr>
+        <w:tc>
+          <w:tcPr>
+            <w:tcW w:type="dxa" w:w="2041"/>
+          </w:tcPr>
+          <w:p>
+            <w:r/>
+            <w:r>
+              <w:rPr>
+                <w:sz w:val="17"/>
+              </w:rPr>
+              <w:t>Formatos SGC</w:t>
+            </w:r>
+          </w:p>
+        </w:tc>
+        <w:tc>
+          <w:tcPr>
+            <w:tcW w:type="dxa" w:w="4762"/>
+          </w:tcPr>
+          <w:p>
+            <w:r/>
+            <w:r>
+              <w:rPr>
+                <w:sz w:val="17"/>
+              </w:rPr>
+              <w:t>FOR-001 y FOR-005, constructor de formularios dinámicos.</w:t>
+            </w:r>
+          </w:p>
+        </w:tc>
+        <w:tc>
+          <w:tcPr>
+            <w:tcW w:type="dxa" w:w="2268"/>
+          </w:tcPr>
+          <w:p>
+            <w:r/>
+            <w:r>
+              <w:rPr>
+                <w:sz w:val="17"/>
+              </w:rPr>
+              <w:t>Catálogo de formatos</w:t>
+            </w:r>
+          </w:p>
+        </w:tc>
+      </w:tr>
+      <w:tr>
+        <w:tc>
+          <w:tcPr>
+            <w:tcW w:type="dxa" w:w="2041"/>
+          </w:tcPr>
+          <w:p>
+            <w:r/>
+            <w:r>
+              <w:rPr>
+                <w:sz w:val="17"/>
+              </w:rPr>
+              <w:t>Búsqueda e IA</w:t>
+            </w:r>
+          </w:p>
+        </w:tc>
+        <w:tc>
+          <w:tcPr>
+            <w:tcW w:type="dxa" w:w="4762"/>
+          </w:tcPr>
+          <w:p>
+            <w:r/>
+            <w:r>
+              <w:rPr>
+                <w:sz w:val="17"/>
+              </w:rPr>
+              <w:t>Búsqueda de documentos, resumen con IA y conversión a PDF con control de calidad.</w:t>
+            </w:r>
+          </w:p>
+        </w:tc>
+        <w:tc>
+          <w:tcPr>
+            <w:tcW w:type="dxa" w:w="2268"/>
+          </w:tcPr>
+          <w:p>
+            <w:r/>
+            <w:r>
+              <w:rPr>
+                <w:sz w:val="17"/>
+              </w:rPr>
+              <w:t>Servicios</w:t>
+            </w:r>
+          </w:p>
+        </w:tc>
+      </w:tr>
+      <w:tr>
+        <w:tc>
+          <w:tcPr>
+            <w:tcW w:type="dxa" w:w="2041"/>
+          </w:tcPr>
+          <w:p>
+            <w:r/>
+            <w:r>
+              <w:rPr>
+                <w:sz w:val="17"/>
+              </w:rPr>
+              <w:t>Panel administrativo</w:t>
+            </w:r>
+          </w:p>
+        </w:tc>
+        <w:tc>
+          <w:tcPr>
+            <w:tcW w:type="dxa" w:w="4762"/>
+          </w:tcPr>
+          <w:p>
+            <w:r/>
+            <w:r>
+              <w:rPr>
+                <w:sz w:val="17"/>
+              </w:rPr>
+              <w:t>Tipos, departamentos, períodos, formatos y ciclo de vida desde un panel único.</w:t>
+            </w:r>
+          </w:p>
+        </w:tc>
+        <w:tc>
+          <w:tcPr>
+            <w:tcW w:type="dxa" w:w="2268"/>
+          </w:tcPr>
+          <w:p>
+            <w:r/>
+            <w:r>
+              <w:rPr>
+                <w:sz w:val="17"/>
+              </w:rPr>
+              <w:t>Vistas de configuración</w:t>
+            </w:r>
+          </w:p>
+        </w:tc>
+      </w:tr>
+      <w:tr>
+        <w:tc>
+          <w:tcPr>
+            <w:tcW w:type="dxa" w:w="2041"/>
+          </w:tcPr>
+          <w:p>
+            <w:r/>
+            <w:r>
+              <w:rPr>
+                <w:sz w:val="17"/>
+              </w:rPr>
+              <w:t>Calidad y documentación</w:t>
+            </w:r>
+          </w:p>
+        </w:tc>
+        <w:tc>
+          <w:tcPr>
+            <w:tcW w:type="dxa" w:w="4762"/>
+          </w:tcPr>
+          <w:p>
+            <w:r/>
+            <w:r>
+              <w:rPr>
+                <w:sz w:val="17"/>
+              </w:rPr>
+              <w:t>Más de 1.100 pruebas automatizadas, manual de 14 capítulos y 18 diagramas UML.</w:t>
+            </w:r>
+          </w:p>
+        </w:tc>
+        <w:tc>
+          <w:tcPr>
+            <w:tcW w:type="dxa" w:w="2268"/>
+          </w:tcPr>
+          <w:p>
+            <w:r/>
+            <w:r>
+              <w:rPr>
+                <w:sz w:val="17"/>
+              </w:rPr>
+              <w:t>Suite y documentación</w:t>
+            </w:r>
+          </w:p>
+        </w:tc>
+      </w:tr>
+    </w:tbl>
+    <w:p>
+      <w:pPr>
+        <w:spacing w:after="40"/>
+      </w:pPr>
+    </w:p>
+    <w:p>
+      <w:pPr>
+        <w:spacing w:after="120"/>
+        <w:jc w:val="both"/>
+      </w:pPr>
+      <w:r>
+        <w:rPr>
+          <w:b w:val="0"/>
+          <w:i w:val="0"/>
+        </w:rPr>
+        <w:t>En dos meses de pasantía se construyeron los ocho bloques anteriores, documentados y con pruebas automatizadas; la V1.0 es una base operativa, no un prototipo.</w:t>
+      </w:r>
+    </w:p>
+    <w:p>
+      <w:pPr>
+        <w:pStyle w:val="Heading2"/>
+      </w:pPr>
+      <w:r>
+        <w:t>9.2 Esfuerzo de la etapa inmediata</w:t>
+      </w:r>
+    </w:p>
+    <w:p>
+      <w:pPr>
+        <w:spacing w:after="120"/>
+        <w:jc w:val="both"/>
+      </w:pPr>
+      <w:r>
+        <w:rPr>
+          <w:b w:val="0"/>
+          <w:i w:val="0"/>
+        </w:rPr>
+        <w:t>La etapa inmediata cubre la Fase 2 y la Fase 3. La suma de esfuerzo técnico es de 10 a 12,5 semanas; el tiempo restante se reserva para pruebas, aceptación, ajustes e imprevistos.</w:t>
+      </w:r>
+    </w:p>
+    <w:tbl>
+      <w:tblPr>
+        <w:tblStyle w:val="TableGrid"/>
+        <w:tblW w:type="auto" w:w="0"/>
+        <w:jc w:val="center"/>
+        <w:tblLayout w:type="fixed"/>
+        <w:tblLook w:firstColumn="1" w:firstRow="1" w:lastColumn="0" w:lastRow="0" w:noHBand="0" w:noVBand="1" w:val="04A0"/>
+      </w:tblPr>
+      <w:tblGrid>
+        <w:gridCol w:w="4706"/>
+        <w:gridCol w:w="4706"/>
+      </w:tblGrid>
+      <w:tr>
+        <w:tc>
+          <w:tcPr>
+            <w:tcW w:type="dxa" w:w="5102"/>
             <w:shd w:val="clear" w:color="auto" w:fill="1F3A5F"/>
           </w:tcPr>
           <w:p>
@@ -3514,13 +4266,13 @@
                 <w:color w:val="FFFFFF"/>
                 <w:sz w:val="19"/>
               </w:rPr>
-              <w:t>Sub-fase</w:t>
-            </w:r>
-          </w:p>
-        </w:tc>
-        <w:tc>
-          <w:tcPr>
-            <w:tcW w:type="dxa" w:w="5386"/>
+              <w:t>Bloque</w:t>
+            </w:r>
+          </w:p>
+        </w:tc>
+        <w:tc>
+          <w:tcPr>
+            <w:tcW w:type="dxa" w:w="2835"/>
             <w:shd w:val="clear" w:color="auto" w:fill="1F3A5F"/>
           </w:tcPr>
           <w:p>
@@ -3531,24 +4283,7 @@
                 <w:color w:val="FFFFFF"/>
                 <w:sz w:val="19"/>
               </w:rPr>
-              <w:t>Entregable</w:t>
-            </w:r>
-          </w:p>
-        </w:tc>
-        <w:tc>
-          <w:tcPr>
-            <w:tcW w:type="dxa" w:w="2551"/>
-            <w:shd w:val="clear" w:color="auto" w:fill="1F3A5F"/>
-          </w:tcPr>
-          <w:p>
-            <w:r/>
-            <w:r>
-              <w:rPr>
-                <w:b/>
-                <w:color w:val="FFFFFF"/>
-                <w:sz w:val="19"/>
-              </w:rPr>
-              <w:t>Esfuerzo</w:t>
+              <w:t>Esfuerzo base</w:t>
             </w:r>
           </w:p>
         </w:tc>
@@ -3556,7 +4291,7 @@
       <w:tr>
         <w:tc>
           <w:tcPr>
-            <w:tcW w:type="dxa" w:w="1134"/>
+            <w:tcW w:type="dxa" w:w="5102"/>
           </w:tcPr>
           <w:p>
             <w:r/>
@@ -3564,13 +4299,13 @@
               <w:rPr>
                 <w:sz w:val="19"/>
               </w:rPr>
-              <w:t>F2.0</w:t>
-            </w:r>
-          </w:p>
-        </w:tc>
-        <w:tc>
-          <w:tcPr>
-            <w:tcW w:type="dxa" w:w="5386"/>
+              <w:t>Fase 2 — Plantillas</w:t>
+            </w:r>
+          </w:p>
+        </w:tc>
+        <w:tc>
+          <w:tcPr>
+            <w:tcW w:type="dxa" w:w="2835"/>
           </w:tcPr>
           <w:p>
             <w:r/>
@@ -3578,21 +4313,7 @@
               <w:rPr>
                 <w:sz w:val="19"/>
               </w:rPr>
-              <w:t>Modelo y migración 0055</w:t>
-            </w:r>
-          </w:p>
-        </w:tc>
-        <w:tc>
-          <w:tcPr>
-            <w:tcW w:type="dxa" w:w="2551"/>
-          </w:tcPr>
-          <w:p>
-            <w:r/>
-            <w:r>
-              <w:rPr>
-                <w:sz w:val="19"/>
-              </w:rPr>
-              <w:t>1 semana</w:t>
+              <w:t>6–8 semanas</w:t>
             </w:r>
           </w:p>
         </w:tc>
@@ -3600,7 +4321,7 @@
       <w:tr>
         <w:tc>
           <w:tcPr>
-            <w:tcW w:type="dxa" w:w="1134"/>
+            <w:tcW w:type="dxa" w:w="5102"/>
           </w:tcPr>
           <w:p>
             <w:r/>
@@ -3608,13 +4329,13 @@
               <w:rPr>
                 <w:sz w:val="19"/>
               </w:rPr>
-              <w:t>F2.1</w:t>
-            </w:r>
-          </w:p>
-        </w:tc>
-        <w:tc>
-          <w:tcPr>
-            <w:tcW w:type="dxa" w:w="5386"/>
+              <w:t>Fase 3 — ISO completo</w:t>
+            </w:r>
+          </w:p>
+        </w:tc>
+        <w:tc>
+          <w:tcPr>
+            <w:tcW w:type="dxa" w:w="2835"/>
           </w:tcPr>
           <w:p>
             <w:r/>
@@ -3622,21 +4343,7 @@
               <w:rPr>
                 <w:sz w:val="19"/>
               </w:rPr>
-              <w:t>Catálogo y listados con filtro</w:t>
-            </w:r>
-          </w:p>
-        </w:tc>
-        <w:tc>
-          <w:tcPr>
-            <w:tcW w:type="dxa" w:w="2551"/>
-          </w:tcPr>
-          <w:p>
-            <w:r/>
-            <w:r>
-              <w:rPr>
-                <w:sz w:val="19"/>
-              </w:rPr>
-              <w:t>1 semana</w:t>
+              <w:t>4–4,5 semanas</w:t>
             </w:r>
           </w:p>
         </w:tc>
@@ -3644,7 +4351,7 @@
       <w:tr>
         <w:tc>
           <w:tcPr>
-            <w:tcW w:type="dxa" w:w="1134"/>
+            <w:tcW w:type="dxa" w:w="5102"/>
           </w:tcPr>
           <w:p>
             <w:r/>
@@ -3652,13 +4359,13 @@
               <w:rPr>
                 <w:sz w:val="19"/>
               </w:rPr>
-              <w:t>F2.2</w:t>
-            </w:r>
-          </w:p>
-        </w:tc>
-        <w:tc>
-          <w:tcPr>
-            <w:tcW w:type="dxa" w:w="5386"/>
+              <w:t>Total técnico</w:t>
+            </w:r>
+          </w:p>
+        </w:tc>
+        <w:tc>
+          <w:tcPr>
+            <w:tcW w:type="dxa" w:w="2835"/>
           </w:tcPr>
           <w:p>
             <w:r/>
@@ -3666,21 +4373,7 @@
               <w:rPr>
                 <w:sz w:val="19"/>
               </w:rPr>
-              <w:t>Alta y aprobación condicional</w:t>
-            </w:r>
-          </w:p>
-        </w:tc>
-        <w:tc>
-          <w:tcPr>
-            <w:tcW w:type="dxa" w:w="2551"/>
-          </w:tcPr>
-          <w:p>
-            <w:r/>
-            <w:r>
-              <w:rPr>
-                <w:sz w:val="19"/>
-              </w:rPr>
-              <w:t>1,5 semanas</w:t>
+              <w:t>10–12,5 semanas</w:t>
             </w:r>
           </w:p>
         </w:tc>
@@ -3688,7 +4381,7 @@
       <w:tr>
         <w:tc>
           <w:tcPr>
-            <w:tcW w:type="dxa" w:w="1134"/>
+            <w:tcW w:type="dxa" w:w="5102"/>
           </w:tcPr>
           <w:p>
             <w:r/>
@@ -3696,13 +4389,13 @@
               <w:rPr>
                 <w:sz w:val="19"/>
               </w:rPr>
-              <w:t>F2.3</w:t>
-            </w:r>
-          </w:p>
-        </w:tc>
-        <w:tc>
-          <w:tcPr>
-            <w:tcW w:type="dxa" w:w="5386"/>
+              <w:t>Holgura para pruebas y aceptación</w:t>
+            </w:r>
+          </w:p>
+        </w:tc>
+        <w:tc>
+          <w:tcPr>
+            <w:tcW w:type="dxa" w:w="2835"/>
           </w:tcPr>
           <w:p>
             <w:r/>
@@ -3710,153 +4403,7 @@
               <w:rPr>
                 <w:sz w:val="19"/>
               </w:rPr>
-              <w:t>Modificación y eliminación</w:t>
-            </w:r>
-          </w:p>
-        </w:tc>
-        <w:tc>
-          <w:tcPr>
-            <w:tcW w:type="dxa" w:w="2551"/>
-          </w:tcPr>
-          <w:p>
-            <w:r/>
-            <w:r>
-              <w:rPr>
-                <w:sz w:val="19"/>
-              </w:rPr>
-              <w:t>0,5 semana</w:t>
-            </w:r>
-          </w:p>
-        </w:tc>
-      </w:tr>
-      <w:tr>
-        <w:tc>
-          <w:tcPr>
-            <w:tcW w:type="dxa" w:w="1134"/>
-          </w:tcPr>
-          <w:p>
-            <w:r/>
-            <w:r>
-              <w:rPr>
-                <w:sz w:val="19"/>
-              </w:rPr>
-              <w:t>F2.4</w:t>
-            </w:r>
-          </w:p>
-        </w:tc>
-        <w:tc>
-          <w:tcPr>
-            <w:tcW w:type="dxa" w:w="5386"/>
-          </w:tcPr>
-          <w:p>
-            <w:r/>
-            <w:r>
-              <w:rPr>
-                <w:sz w:val="19"/>
-              </w:rPr>
-              <w:t>Vínculo plantilla ↔ documento</w:t>
-            </w:r>
-          </w:p>
-        </w:tc>
-        <w:tc>
-          <w:tcPr>
-            <w:tcW w:type="dxa" w:w="2551"/>
-          </w:tcPr>
-          <w:p>
-            <w:r/>
-            <w:r>
-              <w:rPr>
-                <w:sz w:val="19"/>
-              </w:rPr>
-              <w:t>1 semana</w:t>
-            </w:r>
-          </w:p>
-        </w:tc>
-      </w:tr>
-      <w:tr>
-        <w:tc>
-          <w:tcPr>
-            <w:tcW w:type="dxa" w:w="1134"/>
-          </w:tcPr>
-          <w:p>
-            <w:r/>
-            <w:r>
-              <w:rPr>
-                <w:sz w:val="19"/>
-              </w:rPr>
-              <w:t>F2.5</w:t>
-            </w:r>
-          </w:p>
-        </w:tc>
-        <w:tc>
-          <w:tcPr>
-            <w:tcW w:type="dxa" w:w="5386"/>
-          </w:tcPr>
-          <w:p>
-            <w:r/>
-            <w:r>
-              <w:rPr>
-                <w:sz w:val="19"/>
-              </w:rPr>
-              <w:t>Pruebas, calidad y documentación</w:t>
-            </w:r>
-          </w:p>
-        </w:tc>
-        <w:tc>
-          <w:tcPr>
-            <w:tcW w:type="dxa" w:w="2551"/>
-          </w:tcPr>
-          <w:p>
-            <w:r/>
-            <w:r>
-              <w:rPr>
-                <w:sz w:val="19"/>
-              </w:rPr>
-              <w:t>1–2 semanas</w:t>
-            </w:r>
-          </w:p>
-        </w:tc>
-      </w:tr>
-      <w:tr>
-        <w:tc>
-          <w:tcPr>
-            <w:tcW w:type="dxa" w:w="1134"/>
-          </w:tcPr>
-          <w:p>
-            <w:r/>
-            <w:r>
-              <w:rPr>
-                <w:sz w:val="19"/>
-              </w:rPr>
-              <w:t>Total</w:t>
-            </w:r>
-          </w:p>
-        </w:tc>
-        <w:tc>
-          <w:tcPr>
-            <w:tcW w:type="dxa" w:w="5386"/>
-          </w:tcPr>
-          <w:p>
-            <w:r/>
-            <w:r>
-              <w:rPr>
-                <w:sz w:val="19"/>
-              </w:rPr>
-              <w:t>Base técnica</w:t>
-            </w:r>
-          </w:p>
-        </w:tc>
-        <w:tc>
-          <w:tcPr>
-            <w:tcW w:type="dxa" w:w="2551"/>
-          </w:tcPr>
-          <w:p>
-            <w:r/>
-            <w:r>
-              <w:rPr>
-                <w:sz w:val="19"/>
-              </w:rPr>
-              <w:t>6–8 semanas</w:t>
+              <w:t>≈0,5–2,5 semanas</w:t>
             </w:r>
           </w:p>
         </w:tc>
@@ -3872,7 +4419,7 @@
         <w:pStyle w:val="Heading2"/>
       </w:pPr>
       <w:r>
-        <w:t>10.4 Desglose de la Fase 3</w:t>
+        <w:t>9.3 Desglose de la Fase 2</w:t>
       </w:r>
     </w:p>
     <w:tbl>
@@ -3952,7 +4499,7 @@
               <w:rPr>
                 <w:sz w:val="19"/>
               </w:rPr>
-              <w:t>F3.1</w:t>
+              <w:t>F2.0</w:t>
             </w:r>
           </w:p>
         </w:tc>
@@ -3966,7 +4513,7 @@
               <w:rPr>
                 <w:sz w:val="19"/>
               </w:rPr>
-              <w:t>Política de retención por tipo</w:t>
+              <w:t>Modelo y migración 0055</w:t>
             </w:r>
           </w:p>
         </w:tc>
@@ -3980,7 +4527,7 @@
               <w:rPr>
                 <w:sz w:val="19"/>
               </w:rPr>
-              <w:t>0,5 semana</w:t>
+              <w:t>1 semana</w:t>
             </w:r>
           </w:p>
         </w:tc>
@@ -3996,7 +4543,7 @@
               <w:rPr>
                 <w:sz w:val="19"/>
               </w:rPr>
-              <w:t>F3.2</w:t>
+              <w:t>F2.1</w:t>
             </w:r>
           </w:p>
         </w:tc>
@@ -4010,7 +4557,7 @@
               <w:rPr>
                 <w:sz w:val="19"/>
               </w:rPr>
-              <w:t>Retención y disposición programada</w:t>
+              <w:t>Catálogo y listados con filtro</w:t>
             </w:r>
           </w:p>
         </w:tc>
@@ -4024,7 +4571,7 @@
               <w:rPr>
                 <w:sz w:val="19"/>
               </w:rPr>
-              <w:t>1,5–2 semanas</w:t>
+              <w:t>1 semana</w:t>
             </w:r>
           </w:p>
         </w:tc>
@@ -4040,7 +4587,7 @@
               <w:rPr>
                 <w:sz w:val="19"/>
               </w:rPr>
-              <w:t>F3.3</w:t>
+              <w:t>F2.2</w:t>
             </w:r>
           </w:p>
         </w:tc>
@@ -4054,7 +4601,7 @@
               <w:rPr>
                 <w:sz w:val="19"/>
               </w:rPr>
-              <w:t>Informes de auditoría consolidados</w:t>
+              <w:t>Alta y aprobación condicional</w:t>
             </w:r>
           </w:p>
         </w:tc>
@@ -4068,7 +4615,7 @@
               <w:rPr>
                 <w:sz w:val="19"/>
               </w:rPr>
-              <w:t>0,5–1 semana</w:t>
+              <w:t>1,5 semanas</w:t>
             </w:r>
           </w:p>
         </w:tc>
@@ -4084,6 +4631,138 @@
               <w:rPr>
                 <w:sz w:val="19"/>
               </w:rPr>
+              <w:t>F2.3</w:t>
+            </w:r>
+          </w:p>
+        </w:tc>
+        <w:tc>
+          <w:tcPr>
+            <w:tcW w:type="dxa" w:w="5386"/>
+          </w:tcPr>
+          <w:p>
+            <w:r/>
+            <w:r>
+              <w:rPr>
+                <w:sz w:val="19"/>
+              </w:rPr>
+              <w:t>Modificación y eliminación</w:t>
+            </w:r>
+          </w:p>
+        </w:tc>
+        <w:tc>
+          <w:tcPr>
+            <w:tcW w:type="dxa" w:w="2551"/>
+          </w:tcPr>
+          <w:p>
+            <w:r/>
+            <w:r>
+              <w:rPr>
+                <w:sz w:val="19"/>
+              </w:rPr>
+              <w:t>0,5 semana</w:t>
+            </w:r>
+          </w:p>
+        </w:tc>
+      </w:tr>
+      <w:tr>
+        <w:tc>
+          <w:tcPr>
+            <w:tcW w:type="dxa" w:w="1134"/>
+          </w:tcPr>
+          <w:p>
+            <w:r/>
+            <w:r>
+              <w:rPr>
+                <w:sz w:val="19"/>
+              </w:rPr>
+              <w:t>F2.4</w:t>
+            </w:r>
+          </w:p>
+        </w:tc>
+        <w:tc>
+          <w:tcPr>
+            <w:tcW w:type="dxa" w:w="5386"/>
+          </w:tcPr>
+          <w:p>
+            <w:r/>
+            <w:r>
+              <w:rPr>
+                <w:sz w:val="19"/>
+              </w:rPr>
+              <w:t>Vínculo plantilla ↔ documento</w:t>
+            </w:r>
+          </w:p>
+        </w:tc>
+        <w:tc>
+          <w:tcPr>
+            <w:tcW w:type="dxa" w:w="2551"/>
+          </w:tcPr>
+          <w:p>
+            <w:r/>
+            <w:r>
+              <w:rPr>
+                <w:sz w:val="19"/>
+              </w:rPr>
+              <w:t>1 semana</w:t>
+            </w:r>
+          </w:p>
+        </w:tc>
+      </w:tr>
+      <w:tr>
+        <w:tc>
+          <w:tcPr>
+            <w:tcW w:type="dxa" w:w="1134"/>
+          </w:tcPr>
+          <w:p>
+            <w:r/>
+            <w:r>
+              <w:rPr>
+                <w:sz w:val="19"/>
+              </w:rPr>
+              <w:t>F2.5</w:t>
+            </w:r>
+          </w:p>
+        </w:tc>
+        <w:tc>
+          <w:tcPr>
+            <w:tcW w:type="dxa" w:w="5386"/>
+          </w:tcPr>
+          <w:p>
+            <w:r/>
+            <w:r>
+              <w:rPr>
+                <w:sz w:val="19"/>
+              </w:rPr>
+              <w:t>Pruebas, calidad y documentación</w:t>
+            </w:r>
+          </w:p>
+        </w:tc>
+        <w:tc>
+          <w:tcPr>
+            <w:tcW w:type="dxa" w:w="2551"/>
+          </w:tcPr>
+          <w:p>
+            <w:r/>
+            <w:r>
+              <w:rPr>
+                <w:sz w:val="19"/>
+              </w:rPr>
+              <w:t>1–2 semanas</w:t>
+            </w:r>
+          </w:p>
+        </w:tc>
+      </w:tr>
+      <w:tr>
+        <w:tc>
+          <w:tcPr>
+            <w:tcW w:type="dxa" w:w="1134"/>
+          </w:tcPr>
+          <w:p>
+            <w:r/>
+            <w:r>
+              <w:rPr>
+                <w:sz w:val="19"/>
+              </w:rPr>
               <w:t>Total</w:t>
             </w:r>
           </w:p>
@@ -4098,7 +4777,7 @@
               <w:rPr>
                 <w:sz w:val="19"/>
               </w:rPr>
-              <w:t>Base ISO</w:t>
+              <w:t>Base técnica</w:t>
             </w:r>
           </w:p>
         </w:tc>
@@ -4112,7 +4791,7 @@
               <w:rPr>
                 <w:sz w:val="19"/>
               </w:rPr>
-              <w:t>2,5–3,5 semanas</w:t>
+              <w:t>6–8 semanas</w:t>
             </w:r>
           </w:p>
         </w:tc>
@@ -4125,18 +4804,10 @@
     </w:p>
     <w:p>
       <w:pPr>
-        <w:pStyle w:val="Heading1"/>
-      </w:pPr>
-      <w:r>
-        <w:t>11. Dependencias y riesgos</w:t>
-      </w:r>
-    </w:p>
-    <w:p>
-      <w:pPr>
         <w:pStyle w:val="Heading2"/>
       </w:pPr>
       <w:r>
-        <w:t>11.1 Matriz de riesgos</w:t>
+        <w:t>9.4 Desglose de la Fase 3</w:t>
       </w:r>
     </w:p>
     <w:tbl>
@@ -4155,6 +4826,358 @@
       <w:tr>
         <w:tc>
           <w:tcPr>
+            <w:tcW w:type="dxa" w:w="1134"/>
+            <w:shd w:val="clear" w:color="auto" w:fill="1F3A5F"/>
+          </w:tcPr>
+          <w:p>
+            <w:r/>
+            <w:r>
+              <w:rPr>
+                <w:b/>
+                <w:color w:val="FFFFFF"/>
+                <w:sz w:val="19"/>
+              </w:rPr>
+              <w:t>Sub-fase</w:t>
+            </w:r>
+          </w:p>
+        </w:tc>
+        <w:tc>
+          <w:tcPr>
+            <w:tcW w:type="dxa" w:w="5386"/>
+            <w:shd w:val="clear" w:color="auto" w:fill="1F3A5F"/>
+          </w:tcPr>
+          <w:p>
+            <w:r/>
+            <w:r>
+              <w:rPr>
+                <w:b/>
+                <w:color w:val="FFFFFF"/>
+                <w:sz w:val="19"/>
+              </w:rPr>
+              <w:t>Entregable</w:t>
+            </w:r>
+          </w:p>
+        </w:tc>
+        <w:tc>
+          <w:tcPr>
+            <w:tcW w:type="dxa" w:w="2551"/>
+            <w:shd w:val="clear" w:color="auto" w:fill="1F3A5F"/>
+          </w:tcPr>
+          <w:p>
+            <w:r/>
+            <w:r>
+              <w:rPr>
+                <w:b/>
+                <w:color w:val="FFFFFF"/>
+                <w:sz w:val="19"/>
+              </w:rPr>
+              <w:t>Esfuerzo</w:t>
+            </w:r>
+          </w:p>
+        </w:tc>
+      </w:tr>
+      <w:tr>
+        <w:tc>
+          <w:tcPr>
+            <w:tcW w:type="dxa" w:w="1134"/>
+          </w:tcPr>
+          <w:p>
+            <w:r/>
+            <w:r>
+              <w:rPr>
+                <w:sz w:val="19"/>
+              </w:rPr>
+              <w:t>F3.1</w:t>
+            </w:r>
+          </w:p>
+        </w:tc>
+        <w:tc>
+          <w:tcPr>
+            <w:tcW w:type="dxa" w:w="5386"/>
+          </w:tcPr>
+          <w:p>
+            <w:r/>
+            <w:r>
+              <w:rPr>
+                <w:sz w:val="19"/>
+              </w:rPr>
+              <w:t>Política de retención por tipo</w:t>
+            </w:r>
+          </w:p>
+        </w:tc>
+        <w:tc>
+          <w:tcPr>
+            <w:tcW w:type="dxa" w:w="2551"/>
+          </w:tcPr>
+          <w:p>
+            <w:r/>
+            <w:r>
+              <w:rPr>
+                <w:sz w:val="19"/>
+              </w:rPr>
+              <w:t>0,5 semana</w:t>
+            </w:r>
+          </w:p>
+        </w:tc>
+      </w:tr>
+      <w:tr>
+        <w:tc>
+          <w:tcPr>
+            <w:tcW w:type="dxa" w:w="1134"/>
+          </w:tcPr>
+          <w:p>
+            <w:r/>
+            <w:r>
+              <w:rPr>
+                <w:sz w:val="19"/>
+              </w:rPr>
+              <w:t>F3.2</w:t>
+            </w:r>
+          </w:p>
+        </w:tc>
+        <w:tc>
+          <w:tcPr>
+            <w:tcW w:type="dxa" w:w="5386"/>
+          </w:tcPr>
+          <w:p>
+            <w:r/>
+            <w:r>
+              <w:rPr>
+                <w:sz w:val="19"/>
+              </w:rPr>
+              <w:t>Retención y disposición programada</w:t>
+            </w:r>
+          </w:p>
+        </w:tc>
+        <w:tc>
+          <w:tcPr>
+            <w:tcW w:type="dxa" w:w="2551"/>
+          </w:tcPr>
+          <w:p>
+            <w:r/>
+            <w:r>
+              <w:rPr>
+                <w:sz w:val="19"/>
+              </w:rPr>
+              <w:t>1,5 semanas</w:t>
+            </w:r>
+          </w:p>
+        </w:tc>
+      </w:tr>
+      <w:tr>
+        <w:tc>
+          <w:tcPr>
+            <w:tcW w:type="dxa" w:w="1134"/>
+          </w:tcPr>
+          <w:p>
+            <w:r/>
+            <w:r>
+              <w:rPr>
+                <w:sz w:val="19"/>
+              </w:rPr>
+              <w:t>F3.3</w:t>
+            </w:r>
+          </w:p>
+        </w:tc>
+        <w:tc>
+          <w:tcPr>
+            <w:tcW w:type="dxa" w:w="5386"/>
+          </w:tcPr>
+          <w:p>
+            <w:r/>
+            <w:r>
+              <w:rPr>
+                <w:sz w:val="19"/>
+              </w:rPr>
+              <w:t>Informes de auditoría consolidados</w:t>
+            </w:r>
+          </w:p>
+        </w:tc>
+        <w:tc>
+          <w:tcPr>
+            <w:tcW w:type="dxa" w:w="2551"/>
+          </w:tcPr>
+          <w:p>
+            <w:r/>
+            <w:r>
+              <w:rPr>
+                <w:sz w:val="19"/>
+              </w:rPr>
+              <w:t>0,5 semana</w:t>
+            </w:r>
+          </w:p>
+        </w:tc>
+      </w:tr>
+      <w:tr>
+        <w:tc>
+          <w:tcPr>
+            <w:tcW w:type="dxa" w:w="1134"/>
+          </w:tcPr>
+          <w:p>
+            <w:r/>
+            <w:r>
+              <w:rPr>
+                <w:sz w:val="19"/>
+              </w:rPr>
+              <w:t>F3.4</w:t>
+            </w:r>
+          </w:p>
+        </w:tc>
+        <w:tc>
+          <w:tcPr>
+            <w:tcW w:type="dxa" w:w="5386"/>
+          </w:tcPr>
+          <w:p>
+            <w:r/>
+            <w:r>
+              <w:rPr>
+                <w:sz w:val="19"/>
+              </w:rPr>
+              <w:t>Firma electrónica y sellado (integración)</w:t>
+            </w:r>
+          </w:p>
+        </w:tc>
+        <w:tc>
+          <w:tcPr>
+            <w:tcW w:type="dxa" w:w="2551"/>
+          </w:tcPr>
+          <w:p>
+            <w:r/>
+            <w:r>
+              <w:rPr>
+                <w:sz w:val="19"/>
+              </w:rPr>
+              <w:t>1–1,5 semanas</w:t>
+            </w:r>
+          </w:p>
+        </w:tc>
+      </w:tr>
+      <w:tr>
+        <w:tc>
+          <w:tcPr>
+            <w:tcW w:type="dxa" w:w="1134"/>
+          </w:tcPr>
+          <w:p>
+            <w:r/>
+            <w:r>
+              <w:rPr>
+                <w:sz w:val="19"/>
+              </w:rPr>
+              <w:t>F3.5</w:t>
+            </w:r>
+          </w:p>
+        </w:tc>
+        <w:tc>
+          <w:tcPr>
+            <w:tcW w:type="dxa" w:w="5386"/>
+          </w:tcPr>
+          <w:p>
+            <w:r/>
+            <w:r>
+              <w:rPr>
+                <w:sz w:val="19"/>
+              </w:rPr>
+              <w:t>Control de copias impresas</w:t>
+            </w:r>
+          </w:p>
+        </w:tc>
+        <w:tc>
+          <w:tcPr>
+            <w:tcW w:type="dxa" w:w="2551"/>
+          </w:tcPr>
+          <w:p>
+            <w:r/>
+            <w:r>
+              <w:rPr>
+                <w:sz w:val="19"/>
+              </w:rPr>
+              <w:t>0,5 semana</w:t>
+            </w:r>
+          </w:p>
+        </w:tc>
+      </w:tr>
+      <w:tr>
+        <w:tc>
+          <w:tcPr>
+            <w:tcW w:type="dxa" w:w="1134"/>
+          </w:tcPr>
+          <w:p>
+            <w:r/>
+            <w:r>
+              <w:rPr>
+                <w:sz w:val="19"/>
+              </w:rPr>
+              <w:t>Total</w:t>
+            </w:r>
+          </w:p>
+        </w:tc>
+        <w:tc>
+          <w:tcPr>
+            <w:tcW w:type="dxa" w:w="5386"/>
+          </w:tcPr>
+          <w:p>
+            <w:r/>
+            <w:r>
+              <w:rPr>
+                <w:sz w:val="19"/>
+              </w:rPr>
+              <w:t>ISO completo</w:t>
+            </w:r>
+          </w:p>
+        </w:tc>
+        <w:tc>
+          <w:tcPr>
+            <w:tcW w:type="dxa" w:w="2551"/>
+          </w:tcPr>
+          <w:p>
+            <w:r/>
+            <w:r>
+              <w:rPr>
+                <w:sz w:val="19"/>
+              </w:rPr>
+              <w:t>4–4,5 semanas</w:t>
+            </w:r>
+          </w:p>
+        </w:tc>
+      </w:tr>
+    </w:tbl>
+    <w:p>
+      <w:pPr>
+        <w:spacing w:after="40"/>
+      </w:pPr>
+    </w:p>
+    <w:p>
+      <w:pPr>
+        <w:pStyle w:val="Heading1"/>
+      </w:pPr>
+      <w:r>
+        <w:t>10. Dependencias y riesgos</w:t>
+      </w:r>
+    </w:p>
+    <w:p>
+      <w:pPr>
+        <w:pStyle w:val="Heading2"/>
+      </w:pPr>
+      <w:r>
+        <w:t>10.1 Matriz de riesgos</w:t>
+      </w:r>
+    </w:p>
+    <w:tbl>
+      <w:tblPr>
+        <w:tblStyle w:val="TableGrid"/>
+        <w:tblW w:type="auto" w:w="0"/>
+        <w:jc w:val="center"/>
+        <w:tblLayout w:type="fixed"/>
+        <w:tblLook w:firstColumn="1" w:firstRow="1" w:lastColumn="0" w:lastRow="0" w:noHBand="0" w:noVBand="1" w:val="04A0"/>
+      </w:tblPr>
+      <w:tblGrid>
+        <w:gridCol w:w="3137"/>
+        <w:gridCol w:w="3137"/>
+        <w:gridCol w:w="3137"/>
+      </w:tblGrid>
+      <w:tr>
+        <w:tc>
+          <w:tcPr>
             <w:tcW w:type="dxa" w:w="1474"/>
             <w:shd w:val="clear" w:color="auto" w:fill="1F3A5F"/>
           </w:tcPr>
@@ -4348,7 +5371,7 @@
               <w:rPr>
                 <w:sz w:val="17"/>
               </w:rPr>
-              <w:t>Fase 4</w:t>
+              <w:t>Fase 3</w:t>
             </w:r>
           </w:p>
         </w:tc>
@@ -4362,7 +5385,7 @@
               <w:rPr>
                 <w:sz w:val="17"/>
               </w:rPr>
-              <w:t>Calidad de los datos históricos.</w:t>
+              <w:t>Firma electrónica sin proveedor definido.</w:t>
             </w:r>
           </w:p>
         </w:tc>
@@ -4376,7 +5399,7 @@
               <w:rPr>
                 <w:sz w:val="17"/>
               </w:rPr>
-              <w:t>Inventario, limpieza y migración por etapas con validación.</w:t>
+              <w:t>Definir proveedor y alcance jurídico en la semana 1; si no, se entrega la base y la firma se reprograma.</w:t>
             </w:r>
           </w:p>
         </w:tc>
@@ -4406,7 +5429,7 @@
               <w:rPr>
                 <w:sz w:val="17"/>
               </w:rPr>
-              <w:t>Dependencia del Active Directory y la red.</w:t>
+              <w:t>Calidad de los datos históricos.</w:t>
             </w:r>
           </w:p>
         </w:tc>
@@ -4420,7 +5443,7 @@
               <w:rPr>
                 <w:sz w:val="17"/>
               </w:rPr>
-              <w:t>Pruebas con cuentas reales y plan de contingencia de acceso.</w:t>
+              <w:t>Inventario, limpieza y migración por etapas con validación.</w:t>
             </w:r>
           </w:p>
         </w:tc>
@@ -4436,7 +5459,7 @@
               <w:rPr>
                 <w:sz w:val="17"/>
               </w:rPr>
-              <w:t>Fase 5</w:t>
+              <w:t>Fase 4</w:t>
             </w:r>
           </w:p>
         </w:tc>
@@ -4450,7 +5473,7 @@
               <w:rPr>
                 <w:sz w:val="17"/>
               </w:rPr>
-              <w:t>Firma electrónica y validez legal.</w:t>
+              <w:t>Dependencia del Active Directory y la red.</w:t>
             </w:r>
           </w:p>
         </w:tc>
@@ -4464,7 +5487,7 @@
               <w:rPr>
                 <w:sz w:val="17"/>
               </w:rPr>
-              <w:t>Definir proveedor y alcance jurídico antes de estimar en firme.</w:t>
+              <w:t>Pruebas con cuentas reales y plan de contingencia de acceso.</w:t>
             </w:r>
           </w:p>
         </w:tc>
@@ -4524,7 +5547,7 @@
         <w:pStyle w:val="Heading2"/>
       </w:pPr>
       <w:r>
-        <w:t>11.2 Dependencias entre fases</w:t>
+        <w:t>10.2 Dependencias entre fases</w:t>
       </w:r>
     </w:p>
     <w:p>
@@ -4542,6 +5565,15 @@
         <w:spacing w:after="40"/>
       </w:pPr>
       <w:r>
+        <w:t>La firma electrónica de la Fase 3 depende de decisiones de proveedor y validación legal.</w:t>
+      </w:r>
+    </w:p>
+    <w:p>
+      <w:pPr>
+        <w:pStyle w:val="ListBullet"/>
+        <w:spacing w:after="40"/>
+      </w:pPr>
+      <w:r>
         <w:t>La Fase 4 requiere que la Fase 2 y la Fase 3 estén cerradas y probadas.</w:t>
       </w:r>
     </w:p>
@@ -4551,16 +5583,7 @@
         <w:spacing w:after="40"/>
       </w:pPr>
       <w:r>
-        <w:t>La Fase 5 depende de decisiones de proveedor y validación legal.</w:t>
-      </w:r>
-    </w:p>
-    <w:p>
-      <w:pPr>
-        <w:pStyle w:val="ListBullet"/>
-        <w:spacing w:after="40"/>
-      </w:pPr>
-      <w:r>
-        <w:t>Las Fases 6 y 7 son evolutivos posteriores a la puesta en producción.</w:t>
+        <w:t>Las Fases 5 y 6 son evolutivos posteriores a la puesta en producción.</w:t>
       </w:r>
     </w:p>
     <w:p>
@@ -4568,7 +5591,7 @@
         <w:pStyle w:val="Heading1"/>
       </w:pPr>
       <w:r>
-        <w:t>12. Anexos</w:t>
+        <w:t>11. Anexos</w:t>
       </w:r>
     </w:p>
     <w:p>
@@ -4576,7 +5599,7 @@
         <w:pStyle w:val="Heading2"/>
       </w:pPr>
       <w:r>
-        <w:t>12.1 Glosario</w:t>
+        <w:t>11.1 Glosario</w:t>
       </w:r>
     </w:p>
     <w:tbl>
@@ -4728,7 +5751,7 @@
               <w:rPr>
                 <w:sz w:val="17"/>
               </w:rPr>
-              <w:t>Formato</w:t>
+              <w:t>Formulario</w:t>
             </w:r>
           </w:p>
         </w:tc>
@@ -4878,7 +5901,7 @@
         <w:pStyle w:val="Heading2"/>
       </w:pPr>
       <w:r>
-        <w:t>12.2 Mapeo de conceptos</w:t>
+        <w:t>11.2 Mapeo de conceptos</w:t>
       </w:r>
     </w:p>
     <w:tbl>
@@ -5090,7 +6113,7 @@
         <w:pStyle w:val="Heading2"/>
       </w:pPr>
       <w:r>
-        <w:t>12.3 Trazabilidad</w:t>
+        <w:t>11.3 Trazabilidad</w:t>
       </w:r>
     </w:p>
     <w:p>
